--- a/House Notes (Internal)/HN_ Casa Coconino.docx
+++ b/House Notes (Internal)/HN_ Casa Coconino.docx
@@ -74,137 +74,7 @@
     </w:p>
     <w:p>
       <w:pPr>
-        <w:pStyle w:val="Heading1"/>
-        <w:rPr>
-          <w:rFonts w:ascii="Roboto" w:cs="Roboto" w:eastAsia="Roboto" w:hAnsi="Roboto"/>
-          <w:color w:val="ff0000"/>
-          <w:sz w:val="24"/>
-          <w:szCs w:val="24"/>
-        </w:rPr>
-      </w:pPr>
-      <w:bookmarkStart w:colFirst="0" w:colLast="0" w:name="_lwcz9chs7fry" w:id="0"/>
-      <w:bookmarkEnd w:id="0"/>
-      <w:r>
-        <w:rPr>
-          <w:color w:val="ff0000"/>
-          <w:rtl w:val="0"/>
-        </w:rPr>
-        <w:t xml:space="preserve">Property Inspection Log</w:t>
-      </w:r>
-      <w:r>
-        <w:rPr>
-          <w:color w:val="ff0000"/>
-          <w:rtl w:val="0"/>
-        </w:rPr>
-        <w:t xml:space="preserve">: </w:t>
-      </w:r>
-      <w:r>
-        <w:rPr>
-          <w:rtl w:val="0"/>
-        </w:rPr>
-      </w:r>
-    </w:p>
-    <w:p>
-      <w:pPr>
-        <w:rPr>
-          <w:rFonts w:ascii="Roboto" w:cs="Roboto" w:eastAsia="Roboto" w:hAnsi="Roboto"/>
-          <w:b w:val="1"/>
-          <w:color w:val="ff0000"/>
-          <w:sz w:val="24"/>
-          <w:szCs w:val="24"/>
-        </w:rPr>
-      </w:pPr>
-      <w:r>
-        <w:rPr>
-          <w:rtl w:val="0"/>
-        </w:rPr>
-      </w:r>
-    </w:p>
-    <w:p>
-      <w:pPr>
-        <w:rPr>
-          <w:rFonts w:ascii="Roboto" w:cs="Roboto" w:eastAsia="Roboto" w:hAnsi="Roboto"/>
-          <w:color w:val="ff0000"/>
-          <w:sz w:val="24"/>
-          <w:szCs w:val="24"/>
-        </w:rPr>
-      </w:pPr>
-      <w:r>
-        <w:rPr>
-          <w:rFonts w:ascii="Roboto" w:cs="Roboto" w:eastAsia="Roboto" w:hAnsi="Roboto"/>
-          <w:b w:val="1"/>
-          <w:color w:val="ff0000"/>
-          <w:sz w:val="24"/>
-          <w:szCs w:val="24"/>
-          <w:rtl w:val="0"/>
-        </w:rPr>
-        <w:t xml:space="preserve">Date of Notes:</w:t>
-      </w:r>
-      <w:r>
-        <w:rPr>
-          <w:rFonts w:ascii="Roboto" w:cs="Roboto" w:eastAsia="Roboto" w:hAnsi="Roboto"/>
-          <w:color w:val="ff0000"/>
-          <w:sz w:val="24"/>
-          <w:szCs w:val="24"/>
-          <w:rtl w:val="0"/>
-        </w:rPr>
-        <w:t xml:space="preserve"> 10/9</w:t>
-      </w:r>
-    </w:p>
-    <w:p>
-      <w:pPr>
-        <w:rPr>
-          <w:rFonts w:ascii="Roboto" w:cs="Roboto" w:eastAsia="Roboto" w:hAnsi="Roboto"/>
-          <w:color w:val="ff0000"/>
-          <w:sz w:val="24"/>
-          <w:szCs w:val="24"/>
-        </w:rPr>
-      </w:pPr>
-      <w:r>
-        <w:rPr>
-          <w:rFonts w:ascii="Roboto" w:cs="Roboto" w:eastAsia="Roboto" w:hAnsi="Roboto"/>
-          <w:b w:val="1"/>
-          <w:color w:val="ff0000"/>
-          <w:sz w:val="24"/>
-          <w:szCs w:val="24"/>
-          <w:rtl w:val="0"/>
-        </w:rPr>
-        <w:t xml:space="preserve">Next Inspection Scheduled:</w:t>
-      </w:r>
-      <w:r>
-        <w:rPr>
-          <w:rFonts w:ascii="Roboto" w:cs="Roboto" w:eastAsia="Roboto" w:hAnsi="Roboto"/>
-          <w:color w:val="ff0000"/>
-          <w:sz w:val="24"/>
-          <w:szCs w:val="24"/>
-          <w:rtl w:val="0"/>
-        </w:rPr>
-        <w:t xml:space="preserve"> 11/26</w:t>
-      </w:r>
-    </w:p>
-    <w:p>
-      <w:pPr>
-        <w:rPr>
-          <w:rFonts w:ascii="Roboto" w:cs="Roboto" w:eastAsia="Roboto" w:hAnsi="Roboto"/>
-          <w:color w:val="ff0000"/>
-          <w:sz w:val="24"/>
-          <w:szCs w:val="24"/>
-        </w:rPr>
-      </w:pPr>
-      <w:r>
-        <w:rPr>
-          <w:rtl w:val="0"/>
-        </w:rPr>
-      </w:r>
-    </w:p>
-    <w:p>
-      <w:pPr>
-        <w:numPr>
-          <w:ilvl w:val="0"/>
-          <w:numId w:val="12"/>
-        </w:numPr>
-        <w:spacing w:after="0" w:afterAutospacing="0" w:before="240" w:lineRule="auto"/>
-        <w:ind w:left="720" w:hanging="360"/>
+        <w:spacing w:after="30" w:before="30" w:lineRule="auto"/>
         <w:rPr>
           <w:rFonts w:ascii="Roboto" w:cs="Roboto" w:eastAsia="Roboto" w:hAnsi="Roboto"/>
           <w:color w:val="ff0000"/>
@@ -214,396 +84,6 @@
       </w:pPr>
       <w:r>
         <w:rPr>
-          <w:rFonts w:ascii="Roboto" w:cs="Roboto" w:eastAsia="Roboto" w:hAnsi="Roboto"/>
-          <w:color w:val="ff0000"/>
-          <w:sz w:val="20"/>
-          <w:szCs w:val="20"/>
-          <w:rtl w:val="0"/>
-        </w:rPr>
-        <w:t xml:space="preserve">Bistro lights in backyard! </w:t>
-      </w:r>
-    </w:p>
-    <w:p>
-      <w:pPr>
-        <w:numPr>
-          <w:ilvl w:val="0"/>
-          <w:numId w:val="12"/>
-        </w:numPr>
-        <w:spacing w:after="0" w:afterAutospacing="0" w:before="0" w:beforeAutospacing="0" w:lineRule="auto"/>
-        <w:ind w:left="720" w:hanging="360"/>
-        <w:rPr>
-          <w:rFonts w:ascii="Roboto" w:cs="Roboto" w:eastAsia="Roboto" w:hAnsi="Roboto"/>
-          <w:color w:val="ff0000"/>
-          <w:sz w:val="20"/>
-          <w:szCs w:val="20"/>
-        </w:rPr>
-      </w:pPr>
-      <w:r>
-        <w:rPr>
-          <w:rFonts w:ascii="Roboto" w:cs="Roboto" w:eastAsia="Roboto" w:hAnsi="Roboto"/>
-          <w:color w:val="ff0000"/>
-          <w:sz w:val="20"/>
-          <w:szCs w:val="20"/>
-          <w:rtl w:val="0"/>
-        </w:rPr>
-        <w:t xml:space="preserve">Bring more SWWL pens!</w:t>
-      </w:r>
-    </w:p>
-    <w:p>
-      <w:pPr>
-        <w:numPr>
-          <w:ilvl w:val="0"/>
-          <w:numId w:val="12"/>
-        </w:numPr>
-        <w:spacing w:after="0" w:afterAutospacing="0" w:before="0" w:beforeAutospacing="0" w:lineRule="auto"/>
-        <w:ind w:left="720" w:hanging="360"/>
-        <w:rPr>
-          <w:rFonts w:ascii="Roboto" w:cs="Roboto" w:eastAsia="Roboto" w:hAnsi="Roboto"/>
-          <w:color w:val="ff0000"/>
-          <w:sz w:val="20"/>
-          <w:szCs w:val="20"/>
-          <w:u w:val="none"/>
-        </w:rPr>
-      </w:pPr>
-      <w:r>
-        <w:rPr>
-          <w:rFonts w:ascii="Roboto" w:cs="Roboto" w:eastAsia="Roboto" w:hAnsi="Roboto"/>
-          <w:color w:val="ff0000"/>
-          <w:sz w:val="20"/>
-          <w:szCs w:val="20"/>
-          <w:rtl w:val="0"/>
-        </w:rPr>
-        <w:t xml:space="preserve">Order more: Paper towels, coffee, new suction basket for sink, sugar packs</w:t>
-      </w:r>
-    </w:p>
-    <w:p>
-      <w:pPr>
-        <w:numPr>
-          <w:ilvl w:val="0"/>
-          <w:numId w:val="12"/>
-        </w:numPr>
-        <w:spacing w:after="0" w:afterAutospacing="0" w:before="0" w:beforeAutospacing="0" w:lineRule="auto"/>
-        <w:ind w:left="720" w:hanging="360"/>
-        <w:rPr>
-          <w:rFonts w:ascii="Roboto" w:cs="Roboto" w:eastAsia="Roboto" w:hAnsi="Roboto"/>
-          <w:color w:val="ff0000"/>
-          <w:sz w:val="20"/>
-          <w:szCs w:val="20"/>
-          <w:u w:val="none"/>
-        </w:rPr>
-      </w:pPr>
-      <w:r>
-        <w:rPr>
-          <w:rFonts w:ascii="Roboto" w:cs="Roboto" w:eastAsia="Roboto" w:hAnsi="Roboto"/>
-          <w:color w:val="ff0000"/>
-          <w:sz w:val="20"/>
-          <w:szCs w:val="20"/>
-          <w:rtl w:val="0"/>
-        </w:rPr>
-        <w:t xml:space="preserve">Cleaners: never lock bottom lock</w:t>
-      </w:r>
-    </w:p>
-    <w:p>
-      <w:pPr>
-        <w:numPr>
-          <w:ilvl w:val="0"/>
-          <w:numId w:val="12"/>
-        </w:numPr>
-        <w:spacing w:after="0" w:afterAutospacing="0" w:before="0" w:beforeAutospacing="0" w:lineRule="auto"/>
-        <w:ind w:left="720" w:hanging="360"/>
-        <w:rPr>
-          <w:rFonts w:ascii="Roboto" w:cs="Roboto" w:eastAsia="Roboto" w:hAnsi="Roboto"/>
-          <w:color w:val="ff0000"/>
-          <w:sz w:val="20"/>
-          <w:szCs w:val="20"/>
-        </w:rPr>
-      </w:pPr>
-      <w:r>
-        <w:rPr>
-          <w:rFonts w:ascii="Roboto" w:cs="Roboto" w:eastAsia="Roboto" w:hAnsi="Roboto"/>
-          <w:color w:val="ff0000"/>
-          <w:sz w:val="20"/>
-          <w:szCs w:val="20"/>
-          <w:rtl w:val="0"/>
-        </w:rPr>
-        <w:t xml:space="preserve">Buy: Coffee, Welly first aid, salt, dishwasher detergent</w:t>
-      </w:r>
-    </w:p>
-    <w:p>
-      <w:pPr>
-        <w:numPr>
-          <w:ilvl w:val="0"/>
-          <w:numId w:val="12"/>
-        </w:numPr>
-        <w:spacing w:after="0" w:afterAutospacing="0" w:before="0" w:beforeAutospacing="0" w:lineRule="auto"/>
-        <w:ind w:left="720" w:hanging="360"/>
-        <w:rPr>
-          <w:rFonts w:ascii="Roboto" w:cs="Roboto" w:eastAsia="Roboto" w:hAnsi="Roboto"/>
-          <w:color w:val="ff0000"/>
-          <w:sz w:val="20"/>
-          <w:szCs w:val="20"/>
-        </w:rPr>
-      </w:pPr>
-      <w:r>
-        <w:rPr>
-          <w:rFonts w:ascii="Roboto" w:cs="Roboto" w:eastAsia="Roboto" w:hAnsi="Roboto"/>
-          <w:color w:val="ff0000"/>
-          <w:sz w:val="20"/>
-          <w:szCs w:val="20"/>
-          <w:rtl w:val="0"/>
-        </w:rPr>
-        <w:t xml:space="preserve">Touchstay guide, remove current guide. Include instructions for garage and garage opener. </w:t>
-      </w:r>
-    </w:p>
-    <w:p>
-      <w:pPr>
-        <w:numPr>
-          <w:ilvl w:val="0"/>
-          <w:numId w:val="12"/>
-        </w:numPr>
-        <w:spacing w:after="0" w:afterAutospacing="0" w:before="0" w:beforeAutospacing="0" w:lineRule="auto"/>
-        <w:ind w:left="720" w:hanging="360"/>
-        <w:rPr>
-          <w:rFonts w:ascii="Roboto" w:cs="Roboto" w:eastAsia="Roboto" w:hAnsi="Roboto"/>
-          <w:color w:val="ff0000"/>
-          <w:sz w:val="20"/>
-          <w:szCs w:val="20"/>
-        </w:rPr>
-      </w:pPr>
-      <w:r>
-        <w:rPr>
-          <w:rFonts w:ascii="Roboto" w:cs="Roboto" w:eastAsia="Roboto" w:hAnsi="Roboto"/>
-          <w:color w:val="ff0000"/>
-          <w:sz w:val="20"/>
-          <w:szCs w:val="20"/>
-          <w:rtl w:val="0"/>
-        </w:rPr>
-        <w:t xml:space="preserve">Tell cleaning team where to leave garage opener, add to guest guide </w:t>
-      </w:r>
-    </w:p>
-    <w:p>
-      <w:pPr>
-        <w:numPr>
-          <w:ilvl w:val="0"/>
-          <w:numId w:val="12"/>
-        </w:numPr>
-        <w:spacing w:after="0" w:afterAutospacing="0" w:before="0" w:beforeAutospacing="0" w:lineRule="auto"/>
-        <w:ind w:left="720" w:hanging="360"/>
-        <w:rPr>
-          <w:rFonts w:ascii="Roboto" w:cs="Roboto" w:eastAsia="Roboto" w:hAnsi="Roboto"/>
-          <w:color w:val="ff0000"/>
-          <w:sz w:val="20"/>
-          <w:szCs w:val="20"/>
-        </w:rPr>
-      </w:pPr>
-      <w:r>
-        <w:rPr>
-          <w:rFonts w:ascii="Roboto" w:cs="Roboto" w:eastAsia="Roboto" w:hAnsi="Roboto"/>
-          <w:color w:val="ff0000"/>
-          <w:sz w:val="20"/>
-          <w:szCs w:val="20"/>
-          <w:rtl w:val="0"/>
-        </w:rPr>
-        <w:t xml:space="preserve">Labels for shampoo bottles?</w:t>
-      </w:r>
-    </w:p>
-    <w:p>
-      <w:pPr>
-        <w:numPr>
-          <w:ilvl w:val="0"/>
-          <w:numId w:val="12"/>
-        </w:numPr>
-        <w:spacing w:after="0" w:afterAutospacing="0" w:before="0" w:beforeAutospacing="0" w:lineRule="auto"/>
-        <w:ind w:left="720" w:hanging="360"/>
-        <w:rPr>
-          <w:rFonts w:ascii="Roboto" w:cs="Roboto" w:eastAsia="Roboto" w:hAnsi="Roboto"/>
-          <w:color w:val="ff0000"/>
-          <w:sz w:val="20"/>
-          <w:szCs w:val="20"/>
-          <w:u w:val="none"/>
-        </w:rPr>
-      </w:pPr>
-      <w:r>
-        <w:rPr>
-          <w:rFonts w:ascii="Roboto" w:cs="Roboto" w:eastAsia="Roboto" w:hAnsi="Roboto"/>
-          <w:color w:val="ff0000"/>
-          <w:sz w:val="20"/>
-          <w:szCs w:val="20"/>
-          <w:rtl w:val="0"/>
-        </w:rPr>
-        <w:t xml:space="preserve">Need new pan set</w:t>
-      </w:r>
-    </w:p>
-    <w:p>
-      <w:pPr>
-        <w:numPr>
-          <w:ilvl w:val="0"/>
-          <w:numId w:val="12"/>
-        </w:numPr>
-        <w:spacing w:after="0" w:afterAutospacing="0" w:before="0" w:beforeAutospacing="0" w:lineRule="auto"/>
-        <w:ind w:left="720" w:hanging="360"/>
-        <w:rPr>
-          <w:rFonts w:ascii="Roboto" w:cs="Roboto" w:eastAsia="Roboto" w:hAnsi="Roboto"/>
-          <w:color w:val="ff0000"/>
-          <w:sz w:val="20"/>
-          <w:szCs w:val="20"/>
-          <w:u w:val="none"/>
-        </w:rPr>
-      </w:pPr>
-      <w:r>
-        <w:rPr>
-          <w:rFonts w:ascii="Roboto" w:cs="Roboto" w:eastAsia="Roboto" w:hAnsi="Roboto"/>
-          <w:color w:val="ff0000"/>
-          <w:sz w:val="20"/>
-          <w:szCs w:val="20"/>
-          <w:rtl w:val="0"/>
-        </w:rPr>
-        <w:t xml:space="preserve">Need new dish towels</w:t>
-      </w:r>
-    </w:p>
-    <w:p>
-      <w:pPr>
-        <w:numPr>
-          <w:ilvl w:val="0"/>
-          <w:numId w:val="12"/>
-        </w:numPr>
-        <w:spacing w:after="0" w:afterAutospacing="0" w:before="0" w:beforeAutospacing="0" w:lineRule="auto"/>
-        <w:ind w:left="720" w:hanging="360"/>
-        <w:rPr>
-          <w:rFonts w:ascii="Roboto" w:cs="Roboto" w:eastAsia="Roboto" w:hAnsi="Roboto"/>
-          <w:color w:val="ff0000"/>
-          <w:sz w:val="20"/>
-          <w:szCs w:val="20"/>
-          <w:u w:val="none"/>
-        </w:rPr>
-      </w:pPr>
-      <w:r>
-        <w:rPr>
-          <w:rFonts w:ascii="Roboto" w:cs="Roboto" w:eastAsia="Roboto" w:hAnsi="Roboto"/>
-          <w:color w:val="ff0000"/>
-          <w:sz w:val="20"/>
-          <w:szCs w:val="20"/>
-          <w:rtl w:val="0"/>
-        </w:rPr>
-        <w:t xml:space="preserve">Change garage lock</w:t>
-      </w:r>
-    </w:p>
-    <w:p>
-      <w:pPr>
-        <w:numPr>
-          <w:ilvl w:val="0"/>
-          <w:numId w:val="12"/>
-        </w:numPr>
-        <w:spacing w:after="0" w:afterAutospacing="0" w:before="0" w:beforeAutospacing="0" w:lineRule="auto"/>
-        <w:ind w:left="720" w:hanging="360"/>
-        <w:rPr>
-          <w:rFonts w:ascii="Roboto" w:cs="Roboto" w:eastAsia="Roboto" w:hAnsi="Roboto"/>
-          <w:color w:val="ff0000"/>
-          <w:sz w:val="20"/>
-          <w:szCs w:val="20"/>
-          <w:u w:val="none"/>
-        </w:rPr>
-      </w:pPr>
-      <w:r>
-        <w:rPr>
-          <w:rFonts w:ascii="Roboto" w:cs="Roboto" w:eastAsia="Roboto" w:hAnsi="Roboto"/>
-          <w:color w:val="ff0000"/>
-          <w:sz w:val="20"/>
-          <w:szCs w:val="20"/>
-          <w:rtl w:val="0"/>
-        </w:rPr>
-        <w:t xml:space="preserve">New rug</w:t>
-      </w:r>
-    </w:p>
-    <w:p>
-      <w:pPr>
-        <w:numPr>
-          <w:ilvl w:val="0"/>
-          <w:numId w:val="12"/>
-        </w:numPr>
-        <w:spacing w:after="0" w:afterAutospacing="0" w:before="0" w:beforeAutospacing="0" w:lineRule="auto"/>
-        <w:ind w:left="720" w:hanging="360"/>
-        <w:rPr>
-          <w:rFonts w:ascii="Roboto" w:cs="Roboto" w:eastAsia="Roboto" w:hAnsi="Roboto"/>
-          <w:color w:val="ff0000"/>
-          <w:sz w:val="20"/>
-          <w:szCs w:val="20"/>
-          <w:u w:val="none"/>
-        </w:rPr>
-      </w:pPr>
-      <w:r>
-        <w:rPr>
-          <w:rFonts w:ascii="Roboto" w:cs="Roboto" w:eastAsia="Roboto" w:hAnsi="Roboto"/>
-          <w:color w:val="ff0000"/>
-          <w:sz w:val="20"/>
-          <w:szCs w:val="20"/>
-          <w:rtl w:val="0"/>
-        </w:rPr>
-        <w:t xml:space="preserve">New solar bistro lights</w:t>
-      </w:r>
-    </w:p>
-    <w:p>
-      <w:pPr>
-        <w:numPr>
-          <w:ilvl w:val="0"/>
-          <w:numId w:val="12"/>
-        </w:numPr>
-        <w:spacing w:after="0" w:afterAutospacing="0" w:before="0" w:beforeAutospacing="0" w:lineRule="auto"/>
-        <w:ind w:left="720" w:hanging="360"/>
-        <w:rPr>
-          <w:rFonts w:ascii="Roboto" w:cs="Roboto" w:eastAsia="Roboto" w:hAnsi="Roboto"/>
-          <w:color w:val="ff0000"/>
-          <w:sz w:val="20"/>
-          <w:szCs w:val="20"/>
-          <w:u w:val="none"/>
-        </w:rPr>
-      </w:pPr>
-      <w:r>
-        <w:rPr>
-          <w:rFonts w:ascii="Roboto" w:cs="Roboto" w:eastAsia="Roboto" w:hAnsi="Roboto"/>
-          <w:color w:val="ff0000"/>
-          <w:sz w:val="20"/>
-          <w:szCs w:val="20"/>
-          <w:rtl w:val="0"/>
-        </w:rPr>
-        <w:t xml:space="preserve">Touch up base boards</w:t>
-      </w:r>
-    </w:p>
-    <w:p>
-      <w:pPr>
-        <w:numPr>
-          <w:ilvl w:val="0"/>
-          <w:numId w:val="12"/>
-        </w:numPr>
-        <w:spacing w:after="240" w:before="0" w:beforeAutospacing="0" w:lineRule="auto"/>
-        <w:ind w:left="720" w:hanging="360"/>
-        <w:rPr>
-          <w:rFonts w:ascii="Roboto" w:cs="Roboto" w:eastAsia="Roboto" w:hAnsi="Roboto"/>
-          <w:color w:val="ff0000"/>
-          <w:sz w:val="20"/>
-          <w:szCs w:val="20"/>
-          <w:u w:val="none"/>
-        </w:rPr>
-      </w:pPr>
-      <w:r>
-        <w:rPr>
-          <w:rFonts w:ascii="Roboto" w:cs="Roboto" w:eastAsia="Roboto" w:hAnsi="Roboto"/>
-          <w:color w:val="ff0000"/>
-          <w:sz w:val="20"/>
-          <w:szCs w:val="20"/>
-          <w:rtl w:val="0"/>
-        </w:rPr>
-        <w:t xml:space="preserve">Tighten bathroom plumbing so that it doesn’t spray when bathing</w:t>
-      </w:r>
-    </w:p>
-    <w:p>
-      <w:pPr>
-        <w:spacing w:after="240" w:before="240" w:lineRule="auto"/>
-        <w:ind w:left="0" w:firstLine="0"/>
-        <w:rPr/>
-      </w:pPr>
-      <w:r>
-        <w:rPr>
           <w:rtl w:val="0"/>
         </w:rPr>
       </w:r>
@@ -617,8 +97,8 @@
         <w:spacing w:after="80" w:lineRule="auto"/>
         <w:rPr/>
       </w:pPr>
-      <w:bookmarkStart w:colFirst="0" w:colLast="0" w:name="_k9d9zx4507u3" w:id="1"/>
-      <w:bookmarkEnd w:id="1"/>
+      <w:bookmarkStart w:colFirst="0" w:colLast="0" w:name="_k9d9zx4507u3" w:id="0"/>
+      <w:bookmarkEnd w:id="0"/>
       <w:r>
         <w:rPr>
           <w:rtl w:val="0"/>
@@ -696,13 +176,13 @@
           <w:szCs w:val="22"/>
           <w:rtl w:val="0"/>
         </w:rPr>
-        <w:t xml:space="preserve">MUST order if ground. Then </w:t>
-      </w:r>
-      <w:r>
-        <w:rPr>
-          <w:rtl w:val="0"/>
-        </w:rPr>
-        <w:t xml:space="preserve">arrange a pick</w:t>
+        <w:t xml:space="preserve">MUST order </w:t>
+      </w:r>
+      <w:r>
+        <w:rPr>
+          <w:rtl w:val="0"/>
+        </w:rPr>
+        <w:t xml:space="preserve">GROUND</w:t>
       </w:r>
       <w:r>
         <w:rPr>
@@ -710,13 +190,13 @@
           <w:szCs w:val="22"/>
           <w:rtl w:val="0"/>
         </w:rPr>
-        <w:t xml:space="preserve"> up </w:t>
-      </w:r>
-      <w:r>
-        <w:rPr>
-          <w:rtl w:val="0"/>
-        </w:rPr>
-        <w:t xml:space="preserve">from a coffee</w:t>
+        <w:t xml:space="preserve">. Otherwise i</w:t>
+      </w:r>
+      <w:r>
+        <w:rPr>
+          <w:rtl w:val="0"/>
+        </w:rPr>
+        <w:t xml:space="preserve">t will come as full bean coffee.</w:t>
       </w:r>
       <w:r>
         <w:rPr>
@@ -724,7 +204,62 @@
           <w:szCs w:val="22"/>
           <w:rtl w:val="0"/>
         </w:rPr>
-        <w:t xml:space="preserve"> shop in Uptown.</w:t>
+        <w:t xml:space="preserve"> </w:t>
+      </w:r>
+    </w:p>
+    <w:p>
+      <w:pPr>
+        <w:numPr>
+          <w:ilvl w:val="1"/>
+          <w:numId w:val="11"/>
+        </w:numPr>
+        <w:ind w:left="1440" w:hanging="360"/>
+        <w:rPr>
+          <w:sz w:val="22"/>
+          <w:szCs w:val="22"/>
+        </w:rPr>
+      </w:pPr>
+      <w:r>
+        <w:rPr>
+          <w:sz w:val="22"/>
+          <w:szCs w:val="22"/>
+          <w:rtl w:val="0"/>
+        </w:rPr>
+        <w:t xml:space="preserve">Then </w:t>
+      </w:r>
+      <w:r>
+        <w:rPr>
+          <w:rtl w:val="0"/>
+        </w:rPr>
+        <w:t xml:space="preserve">arrange a pick</w:t>
+      </w:r>
+      <w:r>
+        <w:rPr>
+          <w:sz w:val="22"/>
+          <w:szCs w:val="22"/>
+          <w:rtl w:val="0"/>
+        </w:rPr>
+        <w:t xml:space="preserve"> up </w:t>
+      </w:r>
+      <w:r>
+        <w:rPr>
+          <w:rtl w:val="0"/>
+        </w:rPr>
+        <w:t xml:space="preserve">from a coffee</w:t>
+      </w:r>
+      <w:r>
+        <w:rPr>
+          <w:sz w:val="22"/>
+          <w:szCs w:val="22"/>
+          <w:rtl w:val="0"/>
+        </w:rPr>
+        <w:t xml:space="preserve"> shop in Uptown</w:t>
+      </w:r>
+      <w:r>
+        <w:rPr>
+          <w:rtl w:val="0"/>
+        </w:rPr>
+        <w:t xml:space="preserve"> or roastery in Cottonwood.</w:t>
       </w:r>
     </w:p>
     <w:p>
@@ -734,10 +269,617 @@
         <w:keepLines w:val="0"/>
         <w:shd w:fill="ffffff" w:val="clear"/>
         <w:spacing w:after="80" w:lineRule="auto"/>
-        <w:rPr/>
-      </w:pPr>
-      <w:bookmarkStart w:colFirst="0" w:colLast="0" w:name="_pf9d7q75c8or" w:id="2"/>
-      <w:bookmarkEnd w:id="2"/>
+        <w:rPr>
+          <w:rFonts w:ascii="Roboto" w:cs="Roboto" w:eastAsia="Roboto" w:hAnsi="Roboto"/>
+          <w:b w:val="1"/>
+          <w:color w:val="7b848a"/>
+          <w:sz w:val="24"/>
+          <w:szCs w:val="24"/>
+        </w:rPr>
+      </w:pPr>
+      <w:bookmarkStart w:colFirst="0" w:colLast="0" w:name="_yjw1ut143vrp" w:id="1"/>
+      <w:bookmarkEnd w:id="1"/>
+      <w:r>
+        <w:rPr>
+          <w:rtl w:val="0"/>
+        </w:rPr>
+        <w:t xml:space="preserve">Guest Access</w:t>
+      </w:r>
+      <w:r>
+        <w:rPr>
+          <w:rtl w:val="0"/>
+        </w:rPr>
+      </w:r>
+    </w:p>
+    <w:p>
+      <w:pPr>
+        <w:numPr>
+          <w:ilvl w:val="0"/>
+          <w:numId w:val="9"/>
+        </w:numPr>
+        <w:shd w:fill="ffffff" w:val="clear"/>
+        <w:spacing w:after="0" w:afterAutospacing="0" w:before="240" w:lineRule="auto"/>
+        <w:ind w:left="720" w:hanging="360"/>
+        <w:rPr>
+          <w:rFonts w:ascii="Roboto" w:cs="Roboto" w:eastAsia="Roboto" w:hAnsi="Roboto"/>
+          <w:sz w:val="24"/>
+          <w:szCs w:val="24"/>
+        </w:rPr>
+      </w:pPr>
+      <w:r>
+        <w:rPr>
+          <w:rFonts w:ascii="Roboto" w:cs="Roboto" w:eastAsia="Roboto" w:hAnsi="Roboto"/>
+          <w:b w:val="1"/>
+          <w:sz w:val="24"/>
+          <w:szCs w:val="24"/>
+          <w:rtl w:val="0"/>
+        </w:rPr>
+        <w:t xml:space="preserve">Access Code:</w:t>
+      </w:r>
+    </w:p>
+    <w:p>
+      <w:pPr>
+        <w:numPr>
+          <w:ilvl w:val="1"/>
+          <w:numId w:val="9"/>
+        </w:numPr>
+        <w:shd w:fill="ffffff" w:val="clear"/>
+        <w:spacing w:after="0" w:afterAutospacing="0" w:before="0" w:beforeAutospacing="0" w:lineRule="auto"/>
+        <w:ind w:left="1440" w:hanging="360"/>
+        <w:rPr>
+          <w:rFonts w:ascii="Roboto" w:cs="Roboto" w:eastAsia="Roboto" w:hAnsi="Roboto"/>
+          <w:sz w:val="24"/>
+          <w:szCs w:val="24"/>
+        </w:rPr>
+      </w:pPr>
+      <w:r>
+        <w:rPr>
+          <w:rFonts w:ascii="Roboto" w:cs="Roboto" w:eastAsia="Roboto" w:hAnsi="Roboto"/>
+          <w:b w:val="1"/>
+          <w:sz w:val="24"/>
+          <w:szCs w:val="24"/>
+          <w:rtl w:val="0"/>
+        </w:rPr>
+        <w:t xml:space="preserve">Schlage Smart Lock:</w:t>
+      </w:r>
+      <w:r>
+        <w:rPr>
+          <w:rFonts w:ascii="Roboto" w:cs="Roboto" w:eastAsia="Roboto" w:hAnsi="Roboto"/>
+          <w:sz w:val="24"/>
+          <w:szCs w:val="24"/>
+          <w:rtl w:val="0"/>
+        </w:rPr>
+        <w:t xml:space="preserve"> A unique code generated for each guest (access Smartlock in Hospitable “Devices”)</w:t>
+      </w:r>
+    </w:p>
+    <w:p>
+      <w:pPr>
+        <w:numPr>
+          <w:ilvl w:val="1"/>
+          <w:numId w:val="9"/>
+        </w:numPr>
+        <w:shd w:fill="ffffff" w:val="clear"/>
+        <w:spacing w:after="0" w:afterAutospacing="0" w:before="0" w:beforeAutospacing="0" w:lineRule="auto"/>
+        <w:ind w:left="1440" w:hanging="360"/>
+        <w:rPr>
+          <w:rFonts w:ascii="Roboto" w:cs="Roboto" w:eastAsia="Roboto" w:hAnsi="Roboto"/>
+          <w:sz w:val="24"/>
+          <w:szCs w:val="24"/>
+        </w:rPr>
+      </w:pPr>
+      <w:r>
+        <w:rPr>
+          <w:rFonts w:ascii="Roboto" w:cs="Roboto" w:eastAsia="Roboto" w:hAnsi="Roboto"/>
+          <w:b w:val="1"/>
+          <w:sz w:val="24"/>
+          <w:szCs w:val="24"/>
+          <w:rtl w:val="0"/>
+        </w:rPr>
+        <w:t xml:space="preserve">Lockbox w/ Backup Keys (photos below):</w:t>
+      </w:r>
+    </w:p>
+    <w:p>
+      <w:pPr>
+        <w:numPr>
+          <w:ilvl w:val="2"/>
+          <w:numId w:val="9"/>
+        </w:numPr>
+        <w:shd w:fill="ffffff" w:val="clear"/>
+        <w:spacing w:after="0" w:afterAutospacing="0" w:before="0" w:beforeAutospacing="0" w:lineRule="auto"/>
+        <w:ind w:left="2160" w:hanging="360"/>
+        <w:rPr>
+          <w:rFonts w:ascii="Roboto" w:cs="Roboto" w:eastAsia="Roboto" w:hAnsi="Roboto"/>
+          <w:sz w:val="24"/>
+          <w:szCs w:val="24"/>
+        </w:rPr>
+      </w:pPr>
+      <w:r>
+        <w:rPr>
+          <w:rFonts w:ascii="Roboto" w:cs="Roboto" w:eastAsia="Roboto" w:hAnsi="Roboto"/>
+          <w:b w:val="1"/>
+          <w:sz w:val="24"/>
+          <w:szCs w:val="24"/>
+          <w:rtl w:val="0"/>
+        </w:rPr>
+        <w:t xml:space="preserve">Code:</w:t>
+      </w:r>
+      <w:r>
+        <w:rPr>
+          <w:rFonts w:ascii="Roboto" w:cs="Roboto" w:eastAsia="Roboto" w:hAnsi="Roboto"/>
+          <w:sz w:val="24"/>
+          <w:szCs w:val="24"/>
+          <w:rtl w:val="0"/>
+        </w:rPr>
+        <w:t xml:space="preserve"> 3021</w:t>
+      </w:r>
+    </w:p>
+    <w:p>
+      <w:pPr>
+        <w:numPr>
+          <w:ilvl w:val="2"/>
+          <w:numId w:val="9"/>
+        </w:numPr>
+        <w:shd w:fill="ffffff" w:val="clear"/>
+        <w:spacing w:after="0" w:afterAutospacing="0" w:before="0" w:beforeAutospacing="0" w:lineRule="auto"/>
+        <w:ind w:left="2160" w:hanging="360"/>
+        <w:rPr>
+          <w:rFonts w:ascii="Roboto" w:cs="Roboto" w:eastAsia="Roboto" w:hAnsi="Roboto"/>
+          <w:sz w:val="24"/>
+          <w:szCs w:val="24"/>
+        </w:rPr>
+      </w:pPr>
+      <w:r>
+        <w:rPr>
+          <w:rFonts w:ascii="Roboto" w:cs="Roboto" w:eastAsia="Roboto" w:hAnsi="Roboto"/>
+          <w:b w:val="1"/>
+          <w:sz w:val="24"/>
+          <w:szCs w:val="24"/>
+          <w:rtl w:val="0"/>
+        </w:rPr>
+        <w:t xml:space="preserve">Location:</w:t>
+      </w:r>
+      <w:r>
+        <w:rPr>
+          <w:rFonts w:ascii="Roboto" w:cs="Roboto" w:eastAsia="Roboto" w:hAnsi="Roboto"/>
+          <w:sz w:val="24"/>
+          <w:szCs w:val="24"/>
+          <w:rtl w:val="0"/>
+        </w:rPr>
+        <w:t xml:space="preserve"> White lockbox on the breaker box (left-facing side of the house).</w:t>
+      </w:r>
+    </w:p>
+    <w:p>
+      <w:pPr>
+        <w:numPr>
+          <w:ilvl w:val="2"/>
+          <w:numId w:val="9"/>
+        </w:numPr>
+        <w:shd w:fill="ffffff" w:val="clear"/>
+        <w:spacing w:after="0" w:afterAutospacing="0" w:before="0" w:beforeAutospacing="0" w:lineRule="auto"/>
+        <w:ind w:left="2160" w:hanging="360"/>
+        <w:rPr>
+          <w:rFonts w:ascii="Roboto" w:cs="Roboto" w:eastAsia="Roboto" w:hAnsi="Roboto"/>
+          <w:sz w:val="24"/>
+          <w:szCs w:val="24"/>
+        </w:rPr>
+      </w:pPr>
+      <w:r>
+        <w:rPr>
+          <w:rFonts w:ascii="Roboto" w:cs="Roboto" w:eastAsia="Roboto" w:hAnsi="Roboto"/>
+          <w:b w:val="1"/>
+          <w:sz w:val="24"/>
+          <w:szCs w:val="24"/>
+          <w:rtl w:val="0"/>
+        </w:rPr>
+        <w:t xml:space="preserve">Instructions:</w:t>
+      </w:r>
+      <w:r>
+        <w:rPr>
+          <w:rFonts w:ascii="Roboto" w:cs="Roboto" w:eastAsia="Roboto" w:hAnsi="Roboto"/>
+          <w:sz w:val="24"/>
+          <w:szCs w:val="24"/>
+          <w:rtl w:val="0"/>
+        </w:rPr>
+        <w:t xml:space="preserve"> Push down the “Open” lever (not the “Clear” lever). The entire top will pop off.</w:t>
+      </w:r>
+    </w:p>
+    <w:p>
+      <w:pPr>
+        <w:numPr>
+          <w:ilvl w:val="2"/>
+          <w:numId w:val="9"/>
+        </w:numPr>
+        <w:shd w:fill="ffffff" w:val="clear"/>
+        <w:spacing w:after="0" w:afterAutospacing="0" w:before="0" w:beforeAutospacing="0" w:lineRule="auto"/>
+        <w:ind w:left="2160" w:hanging="360"/>
+        <w:rPr>
+          <w:rFonts w:ascii="Roboto" w:cs="Roboto" w:eastAsia="Roboto" w:hAnsi="Roboto"/>
+          <w:sz w:val="24"/>
+          <w:szCs w:val="24"/>
+        </w:rPr>
+      </w:pPr>
+      <w:r>
+        <w:rPr>
+          <w:rFonts w:ascii="Roboto" w:cs="Roboto" w:eastAsia="Roboto" w:hAnsi="Roboto"/>
+          <w:b w:val="1"/>
+          <w:sz w:val="24"/>
+          <w:szCs w:val="24"/>
+          <w:rtl w:val="0"/>
+        </w:rPr>
+        <w:t xml:space="preserve">Keys inside: </w:t>
+      </w:r>
+      <w:r>
+        <w:rPr>
+          <w:rFonts w:ascii="Roboto" w:cs="Roboto" w:eastAsia="Roboto" w:hAnsi="Roboto"/>
+          <w:sz w:val="24"/>
+          <w:szCs w:val="24"/>
+          <w:rtl w:val="0"/>
+        </w:rPr>
+        <w:t xml:space="preserve">Front door, Back door key, garage key</w:t>
+      </w:r>
+    </w:p>
+    <w:p>
+      <w:pPr>
+        <w:numPr>
+          <w:ilvl w:val="2"/>
+          <w:numId w:val="9"/>
+        </w:numPr>
+        <w:shd w:fill="ffffff" w:val="clear"/>
+        <w:spacing w:after="0" w:afterAutospacing="0" w:before="0" w:beforeAutospacing="0" w:lineRule="auto"/>
+        <w:ind w:left="2160" w:hanging="360"/>
+        <w:rPr>
+          <w:rFonts w:ascii="Roboto" w:cs="Roboto" w:eastAsia="Roboto" w:hAnsi="Roboto"/>
+          <w:sz w:val="24"/>
+          <w:szCs w:val="24"/>
+          <w:u w:val="none"/>
+        </w:rPr>
+      </w:pPr>
+      <w:r>
+        <w:rPr>
+          <w:rFonts w:ascii="Roboto" w:cs="Roboto" w:eastAsia="Roboto" w:hAnsi="Roboto"/>
+          <w:sz w:val="24"/>
+          <w:szCs w:val="24"/>
+          <w:rtl w:val="0"/>
+        </w:rPr>
+        <w:t xml:space="preserve">*Please return all keys to the lockbox</w:t>
+      </w:r>
+    </w:p>
+    <w:p>
+      <w:pPr>
+        <w:numPr>
+          <w:ilvl w:val="0"/>
+          <w:numId w:val="9"/>
+        </w:numPr>
+        <w:shd w:fill="ffffff" w:val="clear"/>
+        <w:spacing w:after="0" w:afterAutospacing="0" w:before="0" w:beforeAutospacing="0" w:lineRule="auto"/>
+        <w:ind w:left="720" w:hanging="360"/>
+        <w:rPr>
+          <w:rFonts w:ascii="Roboto" w:cs="Roboto" w:eastAsia="Roboto" w:hAnsi="Roboto"/>
+          <w:sz w:val="24"/>
+          <w:szCs w:val="24"/>
+        </w:rPr>
+      </w:pPr>
+      <w:r>
+        <w:rPr>
+          <w:rFonts w:ascii="Roboto" w:cs="Roboto" w:eastAsia="Roboto" w:hAnsi="Roboto"/>
+          <w:b w:val="1"/>
+          <w:sz w:val="24"/>
+          <w:szCs w:val="24"/>
+          <w:rtl w:val="0"/>
+        </w:rPr>
+        <w:t xml:space="preserve">Garage </w:t>
+      </w:r>
+    </w:p>
+    <w:p>
+      <w:pPr>
+        <w:numPr>
+          <w:ilvl w:val="1"/>
+          <w:numId w:val="9"/>
+        </w:numPr>
+        <w:shd w:fill="ffffff" w:val="clear"/>
+        <w:spacing w:after="0" w:afterAutospacing="0" w:before="0" w:beforeAutospacing="0" w:lineRule="auto"/>
+        <w:ind w:left="1440" w:hanging="360"/>
+        <w:rPr>
+          <w:rFonts w:ascii="Roboto" w:cs="Roboto" w:eastAsia="Roboto" w:hAnsi="Roboto"/>
+          <w:sz w:val="24"/>
+          <w:szCs w:val="24"/>
+        </w:rPr>
+      </w:pPr>
+      <w:r>
+        <w:rPr>
+          <w:rFonts w:ascii="Roboto" w:cs="Roboto" w:eastAsia="Roboto" w:hAnsi="Roboto"/>
+          <w:sz w:val="24"/>
+          <w:szCs w:val="24"/>
+          <w:rtl w:val="0"/>
+        </w:rPr>
+        <w:t xml:space="preserve">Back up key is on side of house in lockbox as described above</w:t>
+      </w:r>
+    </w:p>
+    <w:p>
+      <w:pPr>
+        <w:numPr>
+          <w:ilvl w:val="1"/>
+          <w:numId w:val="9"/>
+        </w:numPr>
+        <w:shd w:fill="ffffff" w:val="clear"/>
+        <w:spacing w:after="0" w:afterAutospacing="0" w:before="0" w:beforeAutospacing="0" w:lineRule="auto"/>
+        <w:ind w:left="1440" w:hanging="360"/>
+        <w:rPr>
+          <w:rFonts w:ascii="Roboto" w:cs="Roboto" w:eastAsia="Roboto" w:hAnsi="Roboto"/>
+          <w:sz w:val="24"/>
+          <w:szCs w:val="24"/>
+        </w:rPr>
+      </w:pPr>
+      <w:r>
+        <w:rPr>
+          <w:rFonts w:ascii="Roboto" w:cs="Roboto" w:eastAsia="Roboto" w:hAnsi="Roboto"/>
+          <w:b w:val="1"/>
+          <w:sz w:val="24"/>
+          <w:szCs w:val="24"/>
+          <w:rtl w:val="0"/>
+        </w:rPr>
+        <w:t xml:space="preserve">Walk in Schlage lock code</w:t>
+      </w:r>
+      <w:r>
+        <w:rPr>
+          <w:rFonts w:ascii="Roboto" w:cs="Roboto" w:eastAsia="Roboto" w:hAnsi="Roboto"/>
+          <w:sz w:val="24"/>
+          <w:szCs w:val="24"/>
+          <w:rtl w:val="0"/>
+        </w:rPr>
+        <w:t xml:space="preserve"> (do not share): 3299</w:t>
+      </w:r>
+    </w:p>
+    <w:p>
+      <w:pPr>
+        <w:numPr>
+          <w:ilvl w:val="1"/>
+          <w:numId w:val="9"/>
+        </w:numPr>
+        <w:shd w:fill="ffffff" w:val="clear"/>
+        <w:spacing w:after="0" w:afterAutospacing="0" w:before="0" w:beforeAutospacing="0" w:lineRule="auto"/>
+        <w:ind w:left="1440" w:hanging="360"/>
+        <w:rPr>
+          <w:rFonts w:ascii="Roboto" w:cs="Roboto" w:eastAsia="Roboto" w:hAnsi="Roboto"/>
+          <w:sz w:val="24"/>
+          <w:szCs w:val="24"/>
+        </w:rPr>
+      </w:pPr>
+      <w:r>
+        <w:rPr>
+          <w:rFonts w:ascii="Roboto" w:cs="Roboto" w:eastAsia="Roboto" w:hAnsi="Roboto"/>
+          <w:b w:val="1"/>
+          <w:sz w:val="24"/>
+          <w:szCs w:val="24"/>
+          <w:rtl w:val="0"/>
+        </w:rPr>
+        <w:t xml:space="preserve">Back up codes for guests: </w:t>
+      </w:r>
+      <w:r>
+        <w:rPr>
+          <w:rFonts w:ascii="Roboto" w:cs="Roboto" w:eastAsia="Roboto" w:hAnsi="Roboto"/>
+          <w:sz w:val="24"/>
+          <w:szCs w:val="24"/>
+          <w:rtl w:val="0"/>
+        </w:rPr>
+        <w:t xml:space="preserve">4667, 8040, 5221, 5441</w:t>
+      </w:r>
+    </w:p>
+    <w:p>
+      <w:pPr>
+        <w:numPr>
+          <w:ilvl w:val="1"/>
+          <w:numId w:val="9"/>
+        </w:numPr>
+        <w:shd w:fill="ffffff" w:val="clear"/>
+        <w:spacing w:after="0" w:afterAutospacing="0" w:before="0" w:beforeAutospacing="0" w:lineRule="auto"/>
+        <w:ind w:left="1440" w:hanging="360"/>
+        <w:rPr>
+          <w:rFonts w:ascii="Roboto" w:cs="Roboto" w:eastAsia="Roboto" w:hAnsi="Roboto"/>
+          <w:sz w:val="24"/>
+          <w:szCs w:val="24"/>
+        </w:rPr>
+      </w:pPr>
+      <w:r>
+        <w:rPr>
+          <w:rFonts w:ascii="Roboto" w:cs="Roboto" w:eastAsia="Roboto" w:hAnsi="Roboto"/>
+          <w:b w:val="1"/>
+          <w:sz w:val="24"/>
+          <w:szCs w:val="24"/>
+          <w:rtl w:val="0"/>
+        </w:rPr>
+        <w:t xml:space="preserve">Programming Code </w:t>
+      </w:r>
+      <w:r>
+        <w:rPr>
+          <w:rFonts w:ascii="Roboto" w:cs="Roboto" w:eastAsia="Roboto" w:hAnsi="Roboto"/>
+          <w:sz w:val="24"/>
+          <w:szCs w:val="24"/>
+          <w:rtl w:val="0"/>
+        </w:rPr>
+        <w:t xml:space="preserve">(do not share)</w:t>
+      </w:r>
+      <w:r>
+        <w:rPr>
+          <w:rFonts w:ascii="Roboto" w:cs="Roboto" w:eastAsia="Roboto" w:hAnsi="Roboto"/>
+          <w:b w:val="1"/>
+          <w:sz w:val="24"/>
+          <w:szCs w:val="24"/>
+          <w:rtl w:val="0"/>
+        </w:rPr>
+        <w:t xml:space="preserve">:</w:t>
+      </w:r>
+      <w:r>
+        <w:rPr>
+          <w:rFonts w:ascii="Roboto" w:cs="Roboto" w:eastAsia="Roboto" w:hAnsi="Roboto"/>
+          <w:sz w:val="24"/>
+          <w:szCs w:val="24"/>
+          <w:rtl w:val="0"/>
+        </w:rPr>
+        <w:t xml:space="preserve"> 531545</w:t>
+      </w:r>
+    </w:p>
+    <w:p>
+      <w:pPr>
+        <w:numPr>
+          <w:ilvl w:val="0"/>
+          <w:numId w:val="9"/>
+        </w:numPr>
+        <w:shd w:fill="ffffff" w:val="clear"/>
+        <w:spacing w:after="0" w:afterAutospacing="0" w:before="0" w:beforeAutospacing="0" w:lineRule="auto"/>
+        <w:ind w:left="720" w:hanging="360"/>
+        <w:rPr>
+          <w:rFonts w:ascii="Roboto" w:cs="Roboto" w:eastAsia="Roboto" w:hAnsi="Roboto"/>
+          <w:sz w:val="24"/>
+          <w:szCs w:val="24"/>
+        </w:rPr>
+      </w:pPr>
+      <w:r>
+        <w:rPr>
+          <w:rFonts w:ascii="Roboto" w:cs="Roboto" w:eastAsia="Roboto" w:hAnsi="Roboto"/>
+          <w:b w:val="1"/>
+          <w:sz w:val="24"/>
+          <w:szCs w:val="24"/>
+          <w:rtl w:val="0"/>
+        </w:rPr>
+        <w:t xml:space="preserve">Internal access - Schlage Front Door:</w:t>
+      </w:r>
+    </w:p>
+    <w:p>
+      <w:pPr>
+        <w:numPr>
+          <w:ilvl w:val="1"/>
+          <w:numId w:val="9"/>
+        </w:numPr>
+        <w:shd w:fill="ffffff" w:val="clear"/>
+        <w:spacing w:after="0" w:afterAutospacing="0" w:before="0" w:beforeAutospacing="0" w:lineRule="auto"/>
+        <w:ind w:left="1440" w:hanging="360"/>
+        <w:rPr>
+          <w:rFonts w:ascii="Roboto" w:cs="Roboto" w:eastAsia="Roboto" w:hAnsi="Roboto"/>
+          <w:sz w:val="24"/>
+          <w:szCs w:val="24"/>
+        </w:rPr>
+      </w:pPr>
+      <w:r>
+        <w:rPr>
+          <w:rFonts w:ascii="Roboto" w:cs="Roboto" w:eastAsia="Roboto" w:hAnsi="Roboto"/>
+          <w:b w:val="1"/>
+          <w:sz w:val="24"/>
+          <w:szCs w:val="24"/>
+          <w:rtl w:val="0"/>
+        </w:rPr>
+        <w:t xml:space="preserve">Cleaning Code</w:t>
+      </w:r>
+      <w:r>
+        <w:rPr>
+          <w:rFonts w:ascii="Roboto" w:cs="Roboto" w:eastAsia="Roboto" w:hAnsi="Roboto"/>
+          <w:sz w:val="24"/>
+          <w:szCs w:val="24"/>
+          <w:rtl w:val="0"/>
+        </w:rPr>
+        <w:t xml:space="preserve"> (do not share): 3299</w:t>
+      </w:r>
+    </w:p>
+    <w:p>
+      <w:pPr>
+        <w:numPr>
+          <w:ilvl w:val="1"/>
+          <w:numId w:val="9"/>
+        </w:numPr>
+        <w:shd w:fill="ffffff" w:val="clear"/>
+        <w:spacing w:after="0" w:afterAutospacing="0" w:before="0" w:beforeAutospacing="0" w:lineRule="auto"/>
+        <w:ind w:left="1440" w:hanging="360"/>
+        <w:rPr>
+          <w:rFonts w:ascii="Roboto" w:cs="Roboto" w:eastAsia="Roboto" w:hAnsi="Roboto"/>
+          <w:sz w:val="24"/>
+          <w:szCs w:val="24"/>
+        </w:rPr>
+      </w:pPr>
+      <w:r>
+        <w:rPr>
+          <w:rFonts w:ascii="Roboto" w:cs="Roboto" w:eastAsia="Roboto" w:hAnsi="Roboto"/>
+          <w:b w:val="1"/>
+          <w:sz w:val="24"/>
+          <w:szCs w:val="24"/>
+          <w:rtl w:val="0"/>
+        </w:rPr>
+        <w:t xml:space="preserve">Programming Code </w:t>
+      </w:r>
+      <w:r>
+        <w:rPr>
+          <w:rFonts w:ascii="Roboto" w:cs="Roboto" w:eastAsia="Roboto" w:hAnsi="Roboto"/>
+          <w:sz w:val="24"/>
+          <w:szCs w:val="24"/>
+          <w:rtl w:val="0"/>
+        </w:rPr>
+        <w:t xml:space="preserve">(do not share)</w:t>
+      </w:r>
+      <w:r>
+        <w:rPr>
+          <w:rFonts w:ascii="Roboto" w:cs="Roboto" w:eastAsia="Roboto" w:hAnsi="Roboto"/>
+          <w:b w:val="1"/>
+          <w:sz w:val="24"/>
+          <w:szCs w:val="24"/>
+          <w:rtl w:val="0"/>
+        </w:rPr>
+        <w:t xml:space="preserve">:</w:t>
+      </w:r>
+      <w:r>
+        <w:rPr>
+          <w:rFonts w:ascii="Roboto" w:cs="Roboto" w:eastAsia="Roboto" w:hAnsi="Roboto"/>
+          <w:sz w:val="24"/>
+          <w:szCs w:val="24"/>
+          <w:rtl w:val="0"/>
+        </w:rPr>
+        <w:t xml:space="preserve"> 502345</w:t>
+      </w:r>
+    </w:p>
+    <w:p>
+      <w:pPr>
+        <w:numPr>
+          <w:ilvl w:val="1"/>
+          <w:numId w:val="9"/>
+        </w:numPr>
+        <w:shd w:fill="ffffff" w:val="clear"/>
+        <w:spacing w:after="240" w:before="0" w:beforeAutospacing="0" w:lineRule="auto"/>
+        <w:ind w:left="1440" w:hanging="360"/>
+        <w:rPr>
+          <w:rFonts w:ascii="Roboto" w:cs="Roboto" w:eastAsia="Roboto" w:hAnsi="Roboto"/>
+          <w:sz w:val="24"/>
+          <w:szCs w:val="24"/>
+        </w:rPr>
+      </w:pPr>
+      <w:r>
+        <w:rPr>
+          <w:rFonts w:ascii="Roboto" w:cs="Roboto" w:eastAsia="Roboto" w:hAnsi="Roboto"/>
+          <w:b w:val="1"/>
+          <w:sz w:val="24"/>
+          <w:szCs w:val="24"/>
+          <w:rtl w:val="0"/>
+        </w:rPr>
+        <w:t xml:space="preserve">Back up User codes:</w:t>
+      </w:r>
+      <w:r>
+        <w:rPr>
+          <w:rFonts w:ascii="Roboto" w:cs="Roboto" w:eastAsia="Roboto" w:hAnsi="Roboto"/>
+          <w:sz w:val="24"/>
+          <w:szCs w:val="24"/>
+          <w:rtl w:val="0"/>
+        </w:rPr>
+        <w:t xml:space="preserve"> 3975, 3696</w:t>
+      </w:r>
+    </w:p>
+    <w:p>
+      <w:pPr>
+        <w:shd w:fill="ffffff" w:val="clear"/>
+        <w:spacing w:after="240" w:before="240" w:lineRule="auto"/>
+        <w:rPr>
+          <w:rFonts w:ascii="Roboto" w:cs="Roboto" w:eastAsia="Roboto" w:hAnsi="Roboto"/>
+          <w:color w:val="7b848a"/>
+          <w:sz w:val="24"/>
+          <w:szCs w:val="24"/>
+        </w:rPr>
+      </w:pPr>
       <w:r>
         <w:rPr>
           <w:rtl w:val="0"/>
@@ -751,634 +893,10 @@
         <w:keepLines w:val="0"/>
         <w:shd w:fill="ffffff" w:val="clear"/>
         <w:spacing w:after="80" w:lineRule="auto"/>
-        <w:rPr>
-          <w:rFonts w:ascii="Roboto" w:cs="Roboto" w:eastAsia="Roboto" w:hAnsi="Roboto"/>
-          <w:b w:val="1"/>
-          <w:color w:val="7b848a"/>
-          <w:sz w:val="24"/>
-          <w:szCs w:val="24"/>
-        </w:rPr>
-      </w:pPr>
-      <w:bookmarkStart w:colFirst="0" w:colLast="0" w:name="_yjw1ut143vrp" w:id="3"/>
-      <w:bookmarkEnd w:id="3"/>
-      <w:r>
-        <w:rPr>
-          <w:rtl w:val="0"/>
-        </w:rPr>
-        <w:t xml:space="preserve">Guest Access</w:t>
-      </w:r>
-      <w:r>
-        <w:rPr>
-          <w:rtl w:val="0"/>
-        </w:rPr>
-      </w:r>
-    </w:p>
-    <w:p>
-      <w:pPr>
-        <w:numPr>
-          <w:ilvl w:val="0"/>
-          <w:numId w:val="9"/>
-        </w:numPr>
-        <w:shd w:fill="ffffff" w:val="clear"/>
-        <w:spacing w:after="0" w:afterAutospacing="0" w:before="240" w:lineRule="auto"/>
-        <w:ind w:left="720" w:hanging="360"/>
-        <w:rPr>
-          <w:rFonts w:ascii="Roboto" w:cs="Roboto" w:eastAsia="Roboto" w:hAnsi="Roboto"/>
-          <w:sz w:val="24"/>
-          <w:szCs w:val="24"/>
-        </w:rPr>
-      </w:pPr>
-      <w:r>
-        <w:rPr>
-          <w:rFonts w:ascii="Roboto" w:cs="Roboto" w:eastAsia="Roboto" w:hAnsi="Roboto"/>
-          <w:b w:val="1"/>
-          <w:sz w:val="24"/>
-          <w:szCs w:val="24"/>
-          <w:rtl w:val="0"/>
-        </w:rPr>
-        <w:t xml:space="preserve">Access Code:</w:t>
-      </w:r>
-    </w:p>
-    <w:p>
-      <w:pPr>
-        <w:numPr>
-          <w:ilvl w:val="1"/>
-          <w:numId w:val="9"/>
-        </w:numPr>
-        <w:shd w:fill="ffffff" w:val="clear"/>
-        <w:spacing w:after="0" w:afterAutospacing="0" w:before="0" w:beforeAutospacing="0" w:lineRule="auto"/>
-        <w:ind w:left="1440" w:hanging="360"/>
-        <w:rPr>
-          <w:rFonts w:ascii="Roboto" w:cs="Roboto" w:eastAsia="Roboto" w:hAnsi="Roboto"/>
-          <w:sz w:val="24"/>
-          <w:szCs w:val="24"/>
-        </w:rPr>
-      </w:pPr>
-      <w:r>
-        <w:rPr>
-          <w:rFonts w:ascii="Roboto" w:cs="Roboto" w:eastAsia="Roboto" w:hAnsi="Roboto"/>
-          <w:b w:val="1"/>
-          <w:sz w:val="24"/>
-          <w:szCs w:val="24"/>
-          <w:rtl w:val="0"/>
-        </w:rPr>
-        <w:t xml:space="preserve">Schlage Smart Lock:</w:t>
-      </w:r>
-      <w:r>
-        <w:rPr>
-          <w:rFonts w:ascii="Roboto" w:cs="Roboto" w:eastAsia="Roboto" w:hAnsi="Roboto"/>
-          <w:sz w:val="24"/>
-          <w:szCs w:val="24"/>
-          <w:rtl w:val="0"/>
-        </w:rPr>
-        <w:t xml:space="preserve"> A unique code generated for each guest (access Smartlock in Hospitable “Devices”)</w:t>
-      </w:r>
-    </w:p>
-    <w:p>
-      <w:pPr>
-        <w:numPr>
-          <w:ilvl w:val="1"/>
-          <w:numId w:val="9"/>
-        </w:numPr>
-        <w:shd w:fill="ffffff" w:val="clear"/>
-        <w:spacing w:after="0" w:afterAutospacing="0" w:before="0" w:beforeAutospacing="0" w:lineRule="auto"/>
-        <w:ind w:left="1440" w:hanging="360"/>
-        <w:rPr>
-          <w:rFonts w:ascii="Roboto" w:cs="Roboto" w:eastAsia="Roboto" w:hAnsi="Roboto"/>
-          <w:sz w:val="24"/>
-          <w:szCs w:val="24"/>
-        </w:rPr>
-      </w:pPr>
-      <w:r>
-        <w:rPr>
-          <w:rFonts w:ascii="Roboto" w:cs="Roboto" w:eastAsia="Roboto" w:hAnsi="Roboto"/>
-          <w:b w:val="1"/>
-          <w:sz w:val="24"/>
-          <w:szCs w:val="24"/>
-          <w:rtl w:val="0"/>
-        </w:rPr>
-        <w:t xml:space="preserve">Lockbox w/ Backup Keys (photos below):</w:t>
-      </w:r>
-    </w:p>
-    <w:p>
-      <w:pPr>
-        <w:numPr>
-          <w:ilvl w:val="2"/>
-          <w:numId w:val="9"/>
-        </w:numPr>
-        <w:shd w:fill="ffffff" w:val="clear"/>
-        <w:spacing w:after="0" w:afterAutospacing="0" w:before="0" w:beforeAutospacing="0" w:lineRule="auto"/>
-        <w:ind w:left="2160" w:hanging="360"/>
-        <w:rPr>
-          <w:rFonts w:ascii="Roboto" w:cs="Roboto" w:eastAsia="Roboto" w:hAnsi="Roboto"/>
-          <w:sz w:val="24"/>
-          <w:szCs w:val="24"/>
-        </w:rPr>
-      </w:pPr>
-      <w:r>
-        <w:rPr>
-          <w:rFonts w:ascii="Roboto" w:cs="Roboto" w:eastAsia="Roboto" w:hAnsi="Roboto"/>
-          <w:b w:val="1"/>
-          <w:sz w:val="24"/>
-          <w:szCs w:val="24"/>
-          <w:rtl w:val="0"/>
-        </w:rPr>
-        <w:t xml:space="preserve">Code:</w:t>
-      </w:r>
-      <w:r>
-        <w:rPr>
-          <w:rFonts w:ascii="Roboto" w:cs="Roboto" w:eastAsia="Roboto" w:hAnsi="Roboto"/>
-          <w:sz w:val="24"/>
-          <w:szCs w:val="24"/>
-          <w:rtl w:val="0"/>
-        </w:rPr>
-        <w:t xml:space="preserve"> 3021</w:t>
-      </w:r>
-    </w:p>
-    <w:p>
-      <w:pPr>
-        <w:numPr>
-          <w:ilvl w:val="2"/>
-          <w:numId w:val="9"/>
-        </w:numPr>
-        <w:shd w:fill="ffffff" w:val="clear"/>
-        <w:spacing w:after="0" w:afterAutospacing="0" w:before="0" w:beforeAutospacing="0" w:lineRule="auto"/>
-        <w:ind w:left="2160" w:hanging="360"/>
-        <w:rPr>
-          <w:rFonts w:ascii="Roboto" w:cs="Roboto" w:eastAsia="Roboto" w:hAnsi="Roboto"/>
-          <w:sz w:val="24"/>
-          <w:szCs w:val="24"/>
-        </w:rPr>
-      </w:pPr>
-      <w:r>
-        <w:rPr>
-          <w:rFonts w:ascii="Roboto" w:cs="Roboto" w:eastAsia="Roboto" w:hAnsi="Roboto"/>
-          <w:b w:val="1"/>
-          <w:sz w:val="24"/>
-          <w:szCs w:val="24"/>
-          <w:rtl w:val="0"/>
-        </w:rPr>
-        <w:t xml:space="preserve">Location:</w:t>
-      </w:r>
-      <w:r>
-        <w:rPr>
-          <w:rFonts w:ascii="Roboto" w:cs="Roboto" w:eastAsia="Roboto" w:hAnsi="Roboto"/>
-          <w:sz w:val="24"/>
-          <w:szCs w:val="24"/>
-          <w:rtl w:val="0"/>
-        </w:rPr>
-        <w:t xml:space="preserve"> White lockbox on the breaker box (left-facing side of the house).</w:t>
-      </w:r>
-    </w:p>
-    <w:p>
-      <w:pPr>
-        <w:numPr>
-          <w:ilvl w:val="2"/>
-          <w:numId w:val="9"/>
-        </w:numPr>
-        <w:shd w:fill="ffffff" w:val="clear"/>
-        <w:spacing w:after="0" w:afterAutospacing="0" w:before="0" w:beforeAutospacing="0" w:lineRule="auto"/>
-        <w:ind w:left="2160" w:hanging="360"/>
-        <w:rPr>
-          <w:rFonts w:ascii="Roboto" w:cs="Roboto" w:eastAsia="Roboto" w:hAnsi="Roboto"/>
-          <w:sz w:val="24"/>
-          <w:szCs w:val="24"/>
-        </w:rPr>
-      </w:pPr>
-      <w:r>
-        <w:rPr>
-          <w:rFonts w:ascii="Roboto" w:cs="Roboto" w:eastAsia="Roboto" w:hAnsi="Roboto"/>
-          <w:b w:val="1"/>
-          <w:sz w:val="24"/>
-          <w:szCs w:val="24"/>
-          <w:rtl w:val="0"/>
-        </w:rPr>
-        <w:t xml:space="preserve">Instructions:</w:t>
-      </w:r>
-      <w:r>
-        <w:rPr>
-          <w:rFonts w:ascii="Roboto" w:cs="Roboto" w:eastAsia="Roboto" w:hAnsi="Roboto"/>
-          <w:sz w:val="24"/>
-          <w:szCs w:val="24"/>
-          <w:rtl w:val="0"/>
-        </w:rPr>
-        <w:t xml:space="preserve"> Push down the “Open” lever (not the “Clear” lever). The entire top will pop off.</w:t>
-      </w:r>
-    </w:p>
-    <w:p>
-      <w:pPr>
-        <w:numPr>
-          <w:ilvl w:val="2"/>
-          <w:numId w:val="9"/>
-        </w:numPr>
-        <w:shd w:fill="ffffff" w:val="clear"/>
-        <w:spacing w:after="0" w:afterAutospacing="0" w:before="0" w:beforeAutospacing="0" w:lineRule="auto"/>
-        <w:ind w:left="2160" w:hanging="360"/>
-        <w:rPr>
-          <w:rFonts w:ascii="Roboto" w:cs="Roboto" w:eastAsia="Roboto" w:hAnsi="Roboto"/>
-          <w:sz w:val="24"/>
-          <w:szCs w:val="24"/>
-        </w:rPr>
-      </w:pPr>
-      <w:r>
-        <w:rPr>
-          <w:rFonts w:ascii="Roboto" w:cs="Roboto" w:eastAsia="Roboto" w:hAnsi="Roboto"/>
-          <w:b w:val="1"/>
-          <w:sz w:val="24"/>
-          <w:szCs w:val="24"/>
-          <w:rtl w:val="0"/>
-        </w:rPr>
-        <w:t xml:space="preserve">Keys inside: </w:t>
-      </w:r>
-      <w:r>
-        <w:rPr>
-          <w:rFonts w:ascii="Roboto" w:cs="Roboto" w:eastAsia="Roboto" w:hAnsi="Roboto"/>
-          <w:sz w:val="24"/>
-          <w:szCs w:val="24"/>
-          <w:rtl w:val="0"/>
-        </w:rPr>
-        <w:t xml:space="preserve">Front door, Back door key, garage key</w:t>
-      </w:r>
-    </w:p>
-    <w:p>
-      <w:pPr>
-        <w:numPr>
-          <w:ilvl w:val="2"/>
-          <w:numId w:val="9"/>
-        </w:numPr>
-        <w:shd w:fill="ffffff" w:val="clear"/>
-        <w:spacing w:after="0" w:afterAutospacing="0" w:before="0" w:beforeAutospacing="0" w:lineRule="auto"/>
-        <w:ind w:left="2160" w:hanging="360"/>
-        <w:rPr>
-          <w:rFonts w:ascii="Roboto" w:cs="Roboto" w:eastAsia="Roboto" w:hAnsi="Roboto"/>
-          <w:sz w:val="24"/>
-          <w:szCs w:val="24"/>
-          <w:u w:val="none"/>
-        </w:rPr>
-      </w:pPr>
-      <w:r>
-        <w:rPr>
-          <w:rFonts w:ascii="Roboto" w:cs="Roboto" w:eastAsia="Roboto" w:hAnsi="Roboto"/>
-          <w:sz w:val="24"/>
-          <w:szCs w:val="24"/>
-          <w:rtl w:val="0"/>
-        </w:rPr>
-        <w:t xml:space="preserve">*Please return all keys to the lockbox</w:t>
-      </w:r>
-    </w:p>
-    <w:p>
-      <w:pPr>
-        <w:numPr>
-          <w:ilvl w:val="0"/>
-          <w:numId w:val="9"/>
-        </w:numPr>
-        <w:shd w:fill="ffffff" w:val="clear"/>
-        <w:spacing w:after="0" w:afterAutospacing="0" w:before="0" w:beforeAutospacing="0" w:lineRule="auto"/>
-        <w:ind w:left="720" w:hanging="360"/>
-        <w:rPr>
-          <w:rFonts w:ascii="Roboto" w:cs="Roboto" w:eastAsia="Roboto" w:hAnsi="Roboto"/>
-          <w:sz w:val="24"/>
-          <w:szCs w:val="24"/>
-        </w:rPr>
-      </w:pPr>
-      <w:r>
-        <w:rPr>
-          <w:rFonts w:ascii="Roboto" w:cs="Roboto" w:eastAsia="Roboto" w:hAnsi="Roboto"/>
-          <w:b w:val="1"/>
-          <w:sz w:val="24"/>
-          <w:szCs w:val="24"/>
-          <w:rtl w:val="0"/>
-        </w:rPr>
-        <w:t xml:space="preserve">Garage </w:t>
-      </w:r>
-    </w:p>
-    <w:p>
-      <w:pPr>
-        <w:numPr>
-          <w:ilvl w:val="1"/>
-          <w:numId w:val="9"/>
-        </w:numPr>
-        <w:shd w:fill="ffffff" w:val="clear"/>
-        <w:spacing w:after="0" w:afterAutospacing="0" w:before="0" w:beforeAutospacing="0" w:lineRule="auto"/>
-        <w:ind w:left="1440" w:hanging="360"/>
-        <w:rPr>
-          <w:rFonts w:ascii="Roboto" w:cs="Roboto" w:eastAsia="Roboto" w:hAnsi="Roboto"/>
-          <w:sz w:val="24"/>
-          <w:szCs w:val="24"/>
-        </w:rPr>
-      </w:pPr>
-      <w:r>
-        <w:rPr>
-          <w:rFonts w:ascii="Roboto" w:cs="Roboto" w:eastAsia="Roboto" w:hAnsi="Roboto"/>
-          <w:sz w:val="24"/>
-          <w:szCs w:val="24"/>
-          <w:rtl w:val="0"/>
-        </w:rPr>
-        <w:t xml:space="preserve">Back up key is on side of house in lockbox as described above</w:t>
-      </w:r>
-    </w:p>
-    <w:p>
-      <w:pPr>
-        <w:numPr>
-          <w:ilvl w:val="1"/>
-          <w:numId w:val="9"/>
-        </w:numPr>
-        <w:shd w:fill="ffffff" w:val="clear"/>
-        <w:spacing w:after="0" w:afterAutospacing="0" w:before="0" w:beforeAutospacing="0" w:lineRule="auto"/>
-        <w:ind w:left="1440" w:hanging="360"/>
-        <w:rPr>
-          <w:rFonts w:ascii="Roboto" w:cs="Roboto" w:eastAsia="Roboto" w:hAnsi="Roboto"/>
-          <w:sz w:val="24"/>
-          <w:szCs w:val="24"/>
-        </w:rPr>
-      </w:pPr>
-      <w:r>
-        <w:rPr>
-          <w:rFonts w:ascii="Roboto" w:cs="Roboto" w:eastAsia="Roboto" w:hAnsi="Roboto"/>
-          <w:b w:val="1"/>
-          <w:sz w:val="24"/>
-          <w:szCs w:val="24"/>
-          <w:rtl w:val="0"/>
-        </w:rPr>
-        <w:t xml:space="preserve">Walk in Schlage lock code</w:t>
-      </w:r>
-      <w:r>
-        <w:rPr>
-          <w:rFonts w:ascii="Roboto" w:cs="Roboto" w:eastAsia="Roboto" w:hAnsi="Roboto"/>
-          <w:sz w:val="24"/>
-          <w:szCs w:val="24"/>
-          <w:rtl w:val="0"/>
-        </w:rPr>
-        <w:t xml:space="preserve"> (do not share): 3299</w:t>
-      </w:r>
-    </w:p>
-    <w:p>
-      <w:pPr>
-        <w:numPr>
-          <w:ilvl w:val="1"/>
-          <w:numId w:val="9"/>
-        </w:numPr>
-        <w:shd w:fill="ffffff" w:val="clear"/>
-        <w:spacing w:after="0" w:afterAutospacing="0" w:before="0" w:beforeAutospacing="0" w:lineRule="auto"/>
-        <w:ind w:left="1440" w:hanging="360"/>
-        <w:rPr>
-          <w:rFonts w:ascii="Roboto" w:cs="Roboto" w:eastAsia="Roboto" w:hAnsi="Roboto"/>
-          <w:sz w:val="24"/>
-          <w:szCs w:val="24"/>
-        </w:rPr>
-      </w:pPr>
-      <w:r>
-        <w:rPr>
-          <w:rFonts w:ascii="Roboto" w:cs="Roboto" w:eastAsia="Roboto" w:hAnsi="Roboto"/>
-          <w:b w:val="1"/>
-          <w:sz w:val="24"/>
-          <w:szCs w:val="24"/>
-          <w:rtl w:val="0"/>
-        </w:rPr>
-        <w:t xml:space="preserve">Back up codes for guests: </w:t>
-      </w:r>
-      <w:r>
-        <w:rPr>
-          <w:rFonts w:ascii="Roboto" w:cs="Roboto" w:eastAsia="Roboto" w:hAnsi="Roboto"/>
-          <w:sz w:val="24"/>
-          <w:szCs w:val="24"/>
-          <w:rtl w:val="0"/>
-        </w:rPr>
-        <w:t xml:space="preserve">4667, 8040, 5221, 5441</w:t>
-      </w:r>
-    </w:p>
-    <w:p>
-      <w:pPr>
-        <w:numPr>
-          <w:ilvl w:val="1"/>
-          <w:numId w:val="9"/>
-        </w:numPr>
-        <w:shd w:fill="ffffff" w:val="clear"/>
-        <w:spacing w:after="0" w:afterAutospacing="0" w:before="0" w:beforeAutospacing="0" w:lineRule="auto"/>
-        <w:ind w:left="1440" w:hanging="360"/>
-        <w:rPr>
-          <w:rFonts w:ascii="Roboto" w:cs="Roboto" w:eastAsia="Roboto" w:hAnsi="Roboto"/>
-          <w:sz w:val="24"/>
-          <w:szCs w:val="24"/>
-        </w:rPr>
-      </w:pPr>
-      <w:r>
-        <w:rPr>
-          <w:rFonts w:ascii="Roboto" w:cs="Roboto" w:eastAsia="Roboto" w:hAnsi="Roboto"/>
-          <w:b w:val="1"/>
-          <w:sz w:val="24"/>
-          <w:szCs w:val="24"/>
-          <w:rtl w:val="0"/>
-        </w:rPr>
-        <w:t xml:space="preserve">Programming Code </w:t>
-      </w:r>
-      <w:r>
-        <w:rPr>
-          <w:rFonts w:ascii="Roboto" w:cs="Roboto" w:eastAsia="Roboto" w:hAnsi="Roboto"/>
-          <w:sz w:val="24"/>
-          <w:szCs w:val="24"/>
-          <w:rtl w:val="0"/>
-        </w:rPr>
-        <w:t xml:space="preserve">(do not share)</w:t>
-      </w:r>
-      <w:r>
-        <w:rPr>
-          <w:rFonts w:ascii="Roboto" w:cs="Roboto" w:eastAsia="Roboto" w:hAnsi="Roboto"/>
-          <w:b w:val="1"/>
-          <w:sz w:val="24"/>
-          <w:szCs w:val="24"/>
-          <w:rtl w:val="0"/>
-        </w:rPr>
-        <w:t xml:space="preserve">:</w:t>
-      </w:r>
-      <w:r>
-        <w:rPr>
-          <w:rFonts w:ascii="Roboto" w:cs="Roboto" w:eastAsia="Roboto" w:hAnsi="Roboto"/>
-          <w:sz w:val="24"/>
-          <w:szCs w:val="24"/>
-          <w:rtl w:val="0"/>
-        </w:rPr>
-        <w:t xml:space="preserve"> 531545</w:t>
-      </w:r>
-    </w:p>
-    <w:p>
-      <w:pPr>
-        <w:numPr>
-          <w:ilvl w:val="0"/>
-          <w:numId w:val="9"/>
-        </w:numPr>
-        <w:shd w:fill="ffffff" w:val="clear"/>
-        <w:spacing w:after="0" w:afterAutospacing="0" w:before="0" w:beforeAutospacing="0" w:lineRule="auto"/>
-        <w:ind w:left="720" w:hanging="360"/>
-        <w:rPr>
-          <w:rFonts w:ascii="Roboto" w:cs="Roboto" w:eastAsia="Roboto" w:hAnsi="Roboto"/>
-          <w:sz w:val="24"/>
-          <w:szCs w:val="24"/>
-        </w:rPr>
-      </w:pPr>
-      <w:r>
-        <w:rPr>
-          <w:rFonts w:ascii="Roboto" w:cs="Roboto" w:eastAsia="Roboto" w:hAnsi="Roboto"/>
-          <w:b w:val="1"/>
-          <w:sz w:val="24"/>
-          <w:szCs w:val="24"/>
-          <w:rtl w:val="0"/>
-        </w:rPr>
-        <w:t xml:space="preserve">Internal access - Schlage Front Door:</w:t>
-      </w:r>
-    </w:p>
-    <w:p>
-      <w:pPr>
-        <w:numPr>
-          <w:ilvl w:val="1"/>
-          <w:numId w:val="9"/>
-        </w:numPr>
-        <w:shd w:fill="ffffff" w:val="clear"/>
-        <w:spacing w:after="0" w:afterAutospacing="0" w:before="0" w:beforeAutospacing="0" w:lineRule="auto"/>
-        <w:ind w:left="1440" w:hanging="360"/>
-        <w:rPr>
-          <w:rFonts w:ascii="Roboto" w:cs="Roboto" w:eastAsia="Roboto" w:hAnsi="Roboto"/>
-          <w:sz w:val="24"/>
-          <w:szCs w:val="24"/>
-        </w:rPr>
-      </w:pPr>
-      <w:r>
-        <w:rPr>
-          <w:rFonts w:ascii="Roboto" w:cs="Roboto" w:eastAsia="Roboto" w:hAnsi="Roboto"/>
-          <w:b w:val="1"/>
-          <w:sz w:val="24"/>
-          <w:szCs w:val="24"/>
-          <w:rtl w:val="0"/>
-        </w:rPr>
-        <w:t xml:space="preserve">Cleaning Code</w:t>
-      </w:r>
-      <w:r>
-        <w:rPr>
-          <w:rFonts w:ascii="Roboto" w:cs="Roboto" w:eastAsia="Roboto" w:hAnsi="Roboto"/>
-          <w:sz w:val="24"/>
-          <w:szCs w:val="24"/>
-          <w:rtl w:val="0"/>
-        </w:rPr>
-        <w:t xml:space="preserve"> (do not share): 3299</w:t>
-      </w:r>
-    </w:p>
-    <w:p>
-      <w:pPr>
-        <w:numPr>
-          <w:ilvl w:val="1"/>
-          <w:numId w:val="9"/>
-        </w:numPr>
-        <w:shd w:fill="ffffff" w:val="clear"/>
-        <w:spacing w:after="0" w:afterAutospacing="0" w:before="0" w:beforeAutospacing="0" w:lineRule="auto"/>
-        <w:ind w:left="1440" w:hanging="360"/>
-        <w:rPr>
-          <w:rFonts w:ascii="Roboto" w:cs="Roboto" w:eastAsia="Roboto" w:hAnsi="Roboto"/>
-          <w:sz w:val="24"/>
-          <w:szCs w:val="24"/>
-        </w:rPr>
-      </w:pPr>
-      <w:r>
-        <w:rPr>
-          <w:rFonts w:ascii="Roboto" w:cs="Roboto" w:eastAsia="Roboto" w:hAnsi="Roboto"/>
-          <w:b w:val="1"/>
-          <w:sz w:val="24"/>
-          <w:szCs w:val="24"/>
-          <w:rtl w:val="0"/>
-        </w:rPr>
-        <w:t xml:space="preserve">Programming Code </w:t>
-      </w:r>
-      <w:r>
-        <w:rPr>
-          <w:rFonts w:ascii="Roboto" w:cs="Roboto" w:eastAsia="Roboto" w:hAnsi="Roboto"/>
-          <w:sz w:val="24"/>
-          <w:szCs w:val="24"/>
-          <w:rtl w:val="0"/>
-        </w:rPr>
-        <w:t xml:space="preserve">(do not share)</w:t>
-      </w:r>
-      <w:r>
-        <w:rPr>
-          <w:rFonts w:ascii="Roboto" w:cs="Roboto" w:eastAsia="Roboto" w:hAnsi="Roboto"/>
-          <w:b w:val="1"/>
-          <w:sz w:val="24"/>
-          <w:szCs w:val="24"/>
-          <w:rtl w:val="0"/>
-        </w:rPr>
-        <w:t xml:space="preserve">:</w:t>
-      </w:r>
-      <w:r>
-        <w:rPr>
-          <w:rFonts w:ascii="Roboto" w:cs="Roboto" w:eastAsia="Roboto" w:hAnsi="Roboto"/>
-          <w:sz w:val="24"/>
-          <w:szCs w:val="24"/>
-          <w:rtl w:val="0"/>
-        </w:rPr>
-        <w:t xml:space="preserve"> 502345</w:t>
-      </w:r>
-    </w:p>
-    <w:p>
-      <w:pPr>
-        <w:numPr>
-          <w:ilvl w:val="1"/>
-          <w:numId w:val="9"/>
-        </w:numPr>
-        <w:shd w:fill="ffffff" w:val="clear"/>
-        <w:spacing w:after="240" w:before="0" w:beforeAutospacing="0" w:lineRule="auto"/>
-        <w:ind w:left="1440" w:hanging="360"/>
-        <w:rPr>
-          <w:rFonts w:ascii="Roboto" w:cs="Roboto" w:eastAsia="Roboto" w:hAnsi="Roboto"/>
-          <w:sz w:val="24"/>
-          <w:szCs w:val="24"/>
-        </w:rPr>
-      </w:pPr>
-      <w:r>
-        <w:rPr>
-          <w:rFonts w:ascii="Roboto" w:cs="Roboto" w:eastAsia="Roboto" w:hAnsi="Roboto"/>
-          <w:b w:val="1"/>
-          <w:sz w:val="24"/>
-          <w:szCs w:val="24"/>
-          <w:rtl w:val="0"/>
-        </w:rPr>
-        <w:t xml:space="preserve">Back up User codes:</w:t>
-      </w:r>
-      <w:r>
-        <w:rPr>
-          <w:rFonts w:ascii="Roboto" w:cs="Roboto" w:eastAsia="Roboto" w:hAnsi="Roboto"/>
-          <w:sz w:val="24"/>
-          <w:szCs w:val="24"/>
-          <w:rtl w:val="0"/>
-        </w:rPr>
-        <w:t xml:space="preserve"> 3975, 3696</w:t>
-      </w:r>
-    </w:p>
-    <w:p>
-      <w:pPr>
-        <w:shd w:fill="ffffff" w:val="clear"/>
-        <w:spacing w:after="240" w:before="240" w:lineRule="auto"/>
-        <w:rPr>
-          <w:rFonts w:ascii="Roboto" w:cs="Roboto" w:eastAsia="Roboto" w:hAnsi="Roboto"/>
-          <w:color w:val="7b848a"/>
-          <w:sz w:val="24"/>
-          <w:szCs w:val="24"/>
-        </w:rPr>
-      </w:pPr>
-      <w:r>
-        <w:rPr>
-          <w:rtl w:val="0"/>
-        </w:rPr>
-      </w:r>
-    </w:p>
-    <w:p>
-      <w:pPr>
-        <w:pStyle w:val="Heading1"/>
-        <w:keepNext w:val="0"/>
-        <w:keepLines w:val="0"/>
-        <w:shd w:fill="ffffff" w:val="clear"/>
-        <w:spacing w:after="80" w:lineRule="auto"/>
         <w:rPr/>
       </w:pPr>
-      <w:bookmarkStart w:colFirst="0" w:colLast="0" w:name="_a93jybac0rcb" w:id="4"/>
-      <w:bookmarkEnd w:id="4"/>
+      <w:bookmarkStart w:colFirst="0" w:colLast="0" w:name="_a93jybac0rcb" w:id="2"/>
+      <w:bookmarkEnd w:id="2"/>
       <w:r>
         <w:rPr>
           <w:rtl w:val="0"/>
@@ -1643,8 +1161,8 @@
         <w:spacing w:after="80" w:lineRule="auto"/>
         <w:rPr/>
       </w:pPr>
-      <w:bookmarkStart w:colFirst="0" w:colLast="0" w:name="_ktacufr28mb9" w:id="5"/>
-      <w:bookmarkEnd w:id="5"/>
+      <w:bookmarkStart w:colFirst="0" w:colLast="0" w:name="_ktacufr28mb9" w:id="3"/>
+      <w:bookmarkEnd w:id="3"/>
       <w:r>
         <w:rPr>
           <w:rtl w:val="0"/>
@@ -1668,8 +1186,8 @@
           <w:color w:val="000000"/>
         </w:rPr>
       </w:pPr>
-      <w:bookmarkStart w:colFirst="0" w:colLast="0" w:name="_3w87iifq4mgx" w:id="6"/>
-      <w:bookmarkEnd w:id="6"/>
+      <w:bookmarkStart w:colFirst="0" w:colLast="0" w:name="_3w87iifq4mgx" w:id="4"/>
+      <w:bookmarkEnd w:id="4"/>
       <w:r>
         <w:rPr>
           <w:rtl w:val="0"/>
@@ -1789,8 +1307,8 @@
         <w:pStyle w:val="Heading3"/>
         <w:rPr/>
       </w:pPr>
-      <w:bookmarkStart w:colFirst="0" w:colLast="0" w:name="_pl4p0vggd3y1" w:id="7"/>
-      <w:bookmarkEnd w:id="7"/>
+      <w:bookmarkStart w:colFirst="0" w:colLast="0" w:name="_pl4p0vggd3y1" w:id="5"/>
+      <w:bookmarkEnd w:id="5"/>
       <w:r>
         <w:rPr>
           <w:rtl w:val="0"/>
@@ -1844,8 +1362,8 @@
         <w:pStyle w:val="Heading3"/>
         <w:rPr/>
       </w:pPr>
-      <w:bookmarkStart w:colFirst="0" w:colLast="0" w:name="_g6g96jpxsppc" w:id="8"/>
-      <w:bookmarkEnd w:id="8"/>
+      <w:bookmarkStart w:colFirst="0" w:colLast="0" w:name="_g6g96jpxsppc" w:id="6"/>
+      <w:bookmarkEnd w:id="6"/>
       <w:r>
         <w:rPr>
           <w:rtl w:val="0"/>
@@ -1961,8 +1479,8 @@
         <w:spacing w:after="80" w:lineRule="auto"/>
         <w:rPr/>
       </w:pPr>
-      <w:bookmarkStart w:colFirst="0" w:colLast="0" w:name="_sbrby2y9bnkn" w:id="9"/>
-      <w:bookmarkEnd w:id="9"/>
+      <w:bookmarkStart w:colFirst="0" w:colLast="0" w:name="_sbrby2y9bnkn" w:id="7"/>
+      <w:bookmarkEnd w:id="7"/>
       <w:r>
         <w:rPr>
           <w:rtl w:val="0"/>
@@ -1978,8 +1496,8 @@
         <w:spacing w:after="80" w:lineRule="auto"/>
         <w:rPr/>
       </w:pPr>
-      <w:bookmarkStart w:colFirst="0" w:colLast="0" w:name="_695qoukifaj2" w:id="10"/>
-      <w:bookmarkEnd w:id="10"/>
+      <w:bookmarkStart w:colFirst="0" w:colLast="0" w:name="_695qoukifaj2" w:id="8"/>
+      <w:bookmarkEnd w:id="8"/>
       <w:r>
         <w:rPr>
           <w:rtl w:val="0"/>
@@ -2019,8 +1537,8 @@
         <w:spacing w:after="80" w:lineRule="auto"/>
         <w:rPr/>
       </w:pPr>
-      <w:bookmarkStart w:colFirst="0" w:colLast="0" w:name="_1n4lcunofao1" w:id="11"/>
-      <w:bookmarkEnd w:id="11"/>
+      <w:bookmarkStart w:colFirst="0" w:colLast="0" w:name="_1n4lcunofao1" w:id="9"/>
+      <w:bookmarkEnd w:id="9"/>
       <w:r>
         <w:rPr>
           <w:rtl w:val="0"/>
@@ -2036,8 +1554,8 @@
         <w:spacing w:after="80" w:lineRule="auto"/>
         <w:rPr/>
       </w:pPr>
-      <w:bookmarkStart w:colFirst="0" w:colLast="0" w:name="_kg6wb2m4a8es" w:id="12"/>
-      <w:bookmarkEnd w:id="12"/>
+      <w:bookmarkStart w:colFirst="0" w:colLast="0" w:name="_kg6wb2m4a8es" w:id="10"/>
+      <w:bookmarkEnd w:id="10"/>
       <w:r>
         <w:rPr>
           <w:rtl w:val="0"/>
@@ -2090,8 +1608,8 @@
         <w:spacing w:after="80" w:lineRule="auto"/>
         <w:rPr/>
       </w:pPr>
-      <w:bookmarkStart w:colFirst="0" w:colLast="0" w:name="_okh16mixju0w" w:id="13"/>
-      <w:bookmarkEnd w:id="13"/>
+      <w:bookmarkStart w:colFirst="0" w:colLast="0" w:name="_okh16mixju0w" w:id="11"/>
+      <w:bookmarkEnd w:id="11"/>
       <w:r>
         <w:rPr>
           <w:rtl w:val="0"/>
@@ -2107,8 +1625,8 @@
         <w:spacing w:after="80" w:lineRule="auto"/>
         <w:rPr/>
       </w:pPr>
-      <w:bookmarkStart w:colFirst="0" w:colLast="0" w:name="_yyx25zg3laxg" w:id="14"/>
-      <w:bookmarkEnd w:id="14"/>
+      <w:bookmarkStart w:colFirst="0" w:colLast="0" w:name="_yyx25zg3laxg" w:id="12"/>
+      <w:bookmarkEnd w:id="12"/>
       <w:r>
         <w:rPr>
           <w:rtl w:val="0"/>
@@ -2562,8 +2080,8 @@
         <w:spacing w:after="80" w:lineRule="auto"/>
         <w:rPr/>
       </w:pPr>
-      <w:bookmarkStart w:colFirst="0" w:colLast="0" w:name="_u7z6t1ihtjbr" w:id="15"/>
-      <w:bookmarkEnd w:id="15"/>
+      <w:bookmarkStart w:colFirst="0" w:colLast="0" w:name="_u7z6t1ihtjbr" w:id="13"/>
+      <w:bookmarkEnd w:id="13"/>
       <w:r>
         <w:rPr>
           <w:rtl w:val="0"/>
@@ -2585,7 +2103,7 @@
       <w:pPr>
         <w:numPr>
           <w:ilvl w:val="0"/>
-          <w:numId w:val="13"/>
+          <w:numId w:val="12"/>
         </w:numPr>
         <w:ind w:left="720" w:hanging="360"/>
         <w:rPr/>
@@ -2626,8 +2144,8 @@
         <w:spacing w:after="80" w:lineRule="auto"/>
         <w:rPr/>
       </w:pPr>
-      <w:bookmarkStart w:colFirst="0" w:colLast="0" w:name="_jjhsbi8e5kcr" w:id="16"/>
-      <w:bookmarkEnd w:id="16"/>
+      <w:bookmarkStart w:colFirst="0" w:colLast="0" w:name="_jjhsbi8e5kcr" w:id="14"/>
+      <w:bookmarkEnd w:id="14"/>
       <w:r>
         <w:rPr>
           <w:rtl w:val="0"/>
@@ -2644,8 +2162,8 @@
         <w:spacing w:after="80" w:lineRule="auto"/>
         <w:rPr/>
       </w:pPr>
-      <w:bookmarkStart w:colFirst="0" w:colLast="0" w:name="_byh8attlxayt" w:id="17"/>
-      <w:bookmarkEnd w:id="17"/>
+      <w:bookmarkStart w:colFirst="0" w:colLast="0" w:name="_byh8attlxayt" w:id="15"/>
+      <w:bookmarkEnd w:id="15"/>
       <w:r>
         <w:rPr>
           <w:rtl w:val="0"/>
@@ -2661,8 +2179,8 @@
         <w:spacing w:after="80" w:lineRule="auto"/>
         <w:rPr/>
       </w:pPr>
-      <w:bookmarkStart w:colFirst="0" w:colLast="0" w:name="_uvf07ydeosw" w:id="18"/>
-      <w:bookmarkEnd w:id="18"/>
+      <w:bookmarkStart w:colFirst="0" w:colLast="0" w:name="_uvf07ydeosw" w:id="16"/>
+      <w:bookmarkEnd w:id="16"/>
       <w:r>
         <w:rPr>
           <w:rtl w:val="0"/>
@@ -2789,8 +2307,8 @@
         <w:spacing w:after="80" w:lineRule="auto"/>
         <w:rPr/>
       </w:pPr>
-      <w:bookmarkStart w:colFirst="0" w:colLast="0" w:name="_aynmqmd0goyz" w:id="19"/>
-      <w:bookmarkEnd w:id="19"/>
+      <w:bookmarkStart w:colFirst="0" w:colLast="0" w:name="_aynmqmd0goyz" w:id="17"/>
+      <w:bookmarkEnd w:id="17"/>
       <w:r>
         <w:rPr>
           <w:rtl w:val="0"/>
@@ -2806,8 +2324,8 @@
         <w:spacing w:after="80" w:lineRule="auto"/>
         <w:rPr/>
       </w:pPr>
-      <w:bookmarkStart w:colFirst="0" w:colLast="0" w:name="_w8iq5yobxypu" w:id="20"/>
-      <w:bookmarkEnd w:id="20"/>
+      <w:bookmarkStart w:colFirst="0" w:colLast="0" w:name="_w8iq5yobxypu" w:id="18"/>
+      <w:bookmarkEnd w:id="18"/>
       <w:r>
         <w:rPr>
           <w:rtl w:val="0"/>
@@ -3002,8 +2520,8 @@
         <w:spacing w:after="240" w:before="240" w:lineRule="auto"/>
         <w:rPr/>
       </w:pPr>
-      <w:bookmarkStart w:colFirst="0" w:colLast="0" w:name="_lw07z2ttguy6" w:id="21"/>
-      <w:bookmarkEnd w:id="21"/>
+      <w:bookmarkStart w:colFirst="0" w:colLast="0" w:name="_lw07z2ttguy6" w:id="19"/>
+      <w:bookmarkEnd w:id="19"/>
       <w:r>
         <w:rPr>
           <w:rtl w:val="0"/>
@@ -3141,8 +2659,8 @@
         <w:spacing w:after="240" w:before="240" w:lineRule="auto"/>
         <w:rPr/>
       </w:pPr>
-      <w:bookmarkStart w:colFirst="0" w:colLast="0" w:name="_83ahqlwuoy7v" w:id="22"/>
-      <w:bookmarkEnd w:id="22"/>
+      <w:bookmarkStart w:colFirst="0" w:colLast="0" w:name="_83ahqlwuoy7v" w:id="20"/>
+      <w:bookmarkEnd w:id="20"/>
       <w:r>
         <w:rPr>
           <w:rtl w:val="0"/>
@@ -3724,8 +3242,8 @@
           <w:szCs w:val="24"/>
         </w:rPr>
       </w:pPr>
-      <w:bookmarkStart w:colFirst="0" w:colLast="0" w:name="_p9lg6jfp9fgz" w:id="23"/>
-      <w:bookmarkEnd w:id="23"/>
+      <w:bookmarkStart w:colFirst="0" w:colLast="0" w:name="_p9lg6jfp9fgz" w:id="21"/>
+      <w:bookmarkEnd w:id="21"/>
       <w:r>
         <w:rPr>
           <w:rtl w:val="0"/>
@@ -3803,12 +3321,12 @@
           <wp:inline distB="114300" distT="114300" distL="114300" distR="114300">
             <wp:extent cx="2709863" cy="3623903"/>
             <wp:effectExtent b="0" l="0" r="0" t="0"/>
-            <wp:docPr id="2" name="image2.jpg"/>
+            <wp:docPr id="2" name="image1.jpg"/>
             <a:graphic>
               <a:graphicData uri="http://schemas.openxmlformats.org/drawingml/2006/picture">
                 <pic:pic>
                   <pic:nvPicPr>
-                    <pic:cNvPr id="0" name="image2.jpg"/>
+                    <pic:cNvPr id="0" name="image1.jpg"/>
                     <pic:cNvPicPr preferRelativeResize="0"/>
                   </pic:nvPicPr>
                   <pic:blipFill>
@@ -3838,12 +3356,12 @@
           <wp:inline distB="114300" distT="114300" distL="114300" distR="114300">
             <wp:extent cx="2717591" cy="3628831"/>
             <wp:effectExtent b="0" l="0" r="0" t="0"/>
-            <wp:docPr id="1" name="image1.jpg"/>
+            <wp:docPr id="1" name="image2.jpg"/>
             <a:graphic>
               <a:graphicData uri="http://schemas.openxmlformats.org/drawingml/2006/picture">
                 <pic:pic>
                   <pic:nvPicPr>
-                    <pic:cNvPr id="0" name="image1.jpg"/>
+                    <pic:cNvPr id="0" name="image2.jpg"/>
                     <pic:cNvPicPr preferRelativeResize="0"/>
                   </pic:nvPicPr>
                   <pic:blipFill>
@@ -5125,116 +4643,6 @@
     </w:lvl>
   </w:abstractNum>
   <w:abstractNum w:abstractNumId="12">
-    <w:lvl w:ilvl="0">
-      <w:start w:val="1"/>
-      <w:numFmt w:val="bullet"/>
-      <w:lvlText w:val="●"/>
-      <w:lvlJc w:val="left"/>
-      <w:pPr>
-        <w:ind w:left="720" w:hanging="360"/>
-      </w:pPr>
-      <w:rPr>
-        <w:u w:val="none"/>
-      </w:rPr>
-    </w:lvl>
-    <w:lvl w:ilvl="1">
-      <w:start w:val="1"/>
-      <w:numFmt w:val="bullet"/>
-      <w:lvlText w:val="●"/>
-      <w:lvlJc w:val="left"/>
-      <w:pPr>
-        <w:ind w:left="1440" w:hanging="360"/>
-      </w:pPr>
-      <w:rPr>
-        <w:u w:val="none"/>
-      </w:rPr>
-    </w:lvl>
-    <w:lvl w:ilvl="2">
-      <w:start w:val="1"/>
-      <w:numFmt w:val="bullet"/>
-      <w:lvlText w:val="●"/>
-      <w:lvlJc w:val="left"/>
-      <w:pPr>
-        <w:ind w:left="2160" w:hanging="360"/>
-      </w:pPr>
-      <w:rPr>
-        <w:u w:val="none"/>
-      </w:rPr>
-    </w:lvl>
-    <w:lvl w:ilvl="3">
-      <w:start w:val="1"/>
-      <w:numFmt w:val="bullet"/>
-      <w:lvlText w:val="●"/>
-      <w:lvlJc w:val="left"/>
-      <w:pPr>
-        <w:ind w:left="2880" w:hanging="360"/>
-      </w:pPr>
-      <w:rPr>
-        <w:u w:val="none"/>
-      </w:rPr>
-    </w:lvl>
-    <w:lvl w:ilvl="4">
-      <w:start w:val="1"/>
-      <w:numFmt w:val="bullet"/>
-      <w:lvlText w:val="●"/>
-      <w:lvlJc w:val="left"/>
-      <w:pPr>
-        <w:ind w:left="3600" w:hanging="360"/>
-      </w:pPr>
-      <w:rPr>
-        <w:u w:val="none"/>
-      </w:rPr>
-    </w:lvl>
-    <w:lvl w:ilvl="5">
-      <w:start w:val="1"/>
-      <w:numFmt w:val="bullet"/>
-      <w:lvlText w:val="●"/>
-      <w:lvlJc w:val="left"/>
-      <w:pPr>
-        <w:ind w:left="4320" w:hanging="360"/>
-      </w:pPr>
-      <w:rPr>
-        <w:u w:val="none"/>
-      </w:rPr>
-    </w:lvl>
-    <w:lvl w:ilvl="6">
-      <w:start w:val="1"/>
-      <w:numFmt w:val="bullet"/>
-      <w:lvlText w:val="●"/>
-      <w:lvlJc w:val="left"/>
-      <w:pPr>
-        <w:ind w:left="5040" w:hanging="360"/>
-      </w:pPr>
-      <w:rPr>
-        <w:u w:val="none"/>
-      </w:rPr>
-    </w:lvl>
-    <w:lvl w:ilvl="7">
-      <w:start w:val="1"/>
-      <w:numFmt w:val="bullet"/>
-      <w:lvlText w:val="●"/>
-      <w:lvlJc w:val="left"/>
-      <w:pPr>
-        <w:ind w:left="5760" w:hanging="360"/>
-      </w:pPr>
-      <w:rPr>
-        <w:u w:val="none"/>
-      </w:rPr>
-    </w:lvl>
-    <w:lvl w:ilvl="8">
-      <w:start w:val="1"/>
-      <w:numFmt w:val="bullet"/>
-      <w:lvlText w:val="●"/>
-      <w:lvlJc w:val="left"/>
-      <w:pPr>
-        <w:ind w:left="6480" w:hanging="360"/>
-      </w:pPr>
-      <w:rPr>
-        <w:u w:val="none"/>
-      </w:rPr>
-    </w:lvl>
-  </w:abstractNum>
-  <w:abstractNum w:abstractNumId="13">
     <w:lvl w:ilvl="0">
       <w:start w:val="1"/>
       <w:numFmt w:val="bullet"/>
@@ -5380,9 +4788,6 @@
   <w:num w:numId="12">
     <w:abstractNumId w:val="12"/>
   </w:num>
-  <w:num w:numId="13">
-    <w:abstractNumId w:val="13"/>
-  </w:num>
 </w:numbering>
 </file>
 
@@ -5407,7 +4812,7 @@
     <w:name w:val="normal"/>
   </w:style>
   <w:style w:type="table" w:styleId="TableNormal" w:default="1">
-    <w:name w:val="Table Normal"/>
+    <w:name w:val="TableNormal"/>
   </w:style>
   <w:style w:type="paragraph" w:styleId="Heading1">
     <w:name w:val="heading 1"/>
